--- a/materials/activity handout.docx
+++ b/materials/activity handout.docx
@@ -2150,7 +2150,7 @@
               <w:right w:val="nil"/>
             </w:tcBorders>
             <w:noWrap/>
-            <w:vAlign w:val="bottom"/>
+            <w:vAlign w:val="center"/>
             <w:hideMark/>
           </w:tcPr>
           <w:p>
@@ -2189,7 +2189,7 @@
               <w:right w:val="nil"/>
             </w:tcBorders>
             <w:noWrap/>
-            <w:vAlign w:val="bottom"/>
+            <w:vAlign w:val="center"/>
             <w:hideMark/>
           </w:tcPr>
           <w:p>
@@ -2228,7 +2228,7 @@
               <w:right w:val="nil"/>
             </w:tcBorders>
             <w:noWrap/>
-            <w:vAlign w:val="bottom"/>
+            <w:vAlign w:val="center"/>
             <w:hideMark/>
           </w:tcPr>
           <w:p>
@@ -2267,7 +2267,7 @@
               <w:right w:val="nil"/>
             </w:tcBorders>
             <w:noWrap/>
-            <w:vAlign w:val="bottom"/>
+            <w:vAlign w:val="center"/>
             <w:hideMark/>
           </w:tcPr>
           <w:p>
@@ -2306,7 +2306,7 @@
               <w:right w:val="nil"/>
             </w:tcBorders>
             <w:noWrap/>
-            <w:vAlign w:val="bottom"/>
+            <w:vAlign w:val="center"/>
             <w:hideMark/>
           </w:tcPr>
           <w:p>
@@ -2345,7 +2345,7 @@
               <w:right w:val="nil"/>
             </w:tcBorders>
             <w:noWrap/>
-            <w:vAlign w:val="bottom"/>
+            <w:vAlign w:val="center"/>
             <w:hideMark/>
           </w:tcPr>
           <w:p>
@@ -2373,7 +2373,7 @@
               <w:right w:val="nil"/>
             </w:tcBorders>
             <w:noWrap/>
-            <w:vAlign w:val="bottom"/>
+            <w:vAlign w:val="center"/>
             <w:hideMark/>
           </w:tcPr>
           <w:p>
@@ -2456,7 +2456,7 @@
             </w:tcBorders>
             <w:shd w:val="clear" w:color="auto" w:fill="E8E8E8" w:themeFill="background2"/>
             <w:noWrap/>
-            <w:vAlign w:val="bottom"/>
+            <w:vAlign w:val="center"/>
           </w:tcPr>
           <w:p>
             <w:pPr>
@@ -2495,7 +2495,7 @@
             </w:tcBorders>
             <w:shd w:val="clear" w:color="auto" w:fill="E8E8E8" w:themeFill="background2"/>
             <w:noWrap/>
-            <w:vAlign w:val="bottom"/>
+            <w:vAlign w:val="center"/>
           </w:tcPr>
           <w:p>
             <w:pPr>
@@ -2523,7 +2523,7 @@
             </w:tcBorders>
             <w:shd w:val="clear" w:color="auto" w:fill="E8E8E8" w:themeFill="background2"/>
             <w:noWrap/>
-            <w:vAlign w:val="bottom"/>
+            <w:vAlign w:val="center"/>
           </w:tcPr>
           <w:p>
             <w:pPr>
@@ -2551,7 +2551,7 @@
             </w:tcBorders>
             <w:shd w:val="clear" w:color="auto" w:fill="E8E8E8" w:themeFill="background2"/>
             <w:noWrap/>
-            <w:vAlign w:val="bottom"/>
+            <w:vAlign w:val="center"/>
           </w:tcPr>
           <w:p>
             <w:pPr>
@@ -2579,7 +2579,7 @@
             </w:tcBorders>
             <w:shd w:val="clear" w:color="auto" w:fill="E8E8E8" w:themeFill="background2"/>
             <w:noWrap/>
-            <w:vAlign w:val="bottom"/>
+            <w:vAlign w:val="center"/>
           </w:tcPr>
           <w:p>
             <w:pPr>
@@ -2607,7 +2607,7 @@
             </w:tcBorders>
             <w:shd w:val="clear" w:color="auto" w:fill="E8E8E8" w:themeFill="background2"/>
             <w:noWrap/>
-            <w:vAlign w:val="bottom"/>
+            <w:vAlign w:val="center"/>
           </w:tcPr>
           <w:p>
             <w:pPr>
@@ -2635,7 +2635,7 @@
             </w:tcBorders>
             <w:shd w:val="clear" w:color="auto" w:fill="E8E8E8" w:themeFill="background2"/>
             <w:noWrap/>
-            <w:vAlign w:val="bottom"/>
+            <w:vAlign w:val="center"/>
           </w:tcPr>
           <w:p>
             <w:pPr>
@@ -2705,7 +2705,7 @@
               <w:right w:val="nil"/>
             </w:tcBorders>
             <w:noWrap/>
-            <w:vAlign w:val="bottom"/>
+            <w:vAlign w:val="center"/>
             <w:hideMark/>
           </w:tcPr>
           <w:p>
@@ -2725,6 +2725,8 @@
               <w:rPr>
                 <w:rFonts w:ascii="Aptos Narrow" w:hAnsi="Aptos Narrow"/>
                 <w:color w:val="000000"/>
+                <w:sz w:val="22"/>
+                <w:szCs w:val="22"/>
               </w:rPr>
               <w:t>3729</w:t>
             </w:r>
@@ -2740,7 +2742,7 @@
               <w:right w:val="nil"/>
             </w:tcBorders>
             <w:noWrap/>
-            <w:vAlign w:val="bottom"/>
+            <w:vAlign w:val="center"/>
             <w:hideMark/>
           </w:tcPr>
           <w:p>
@@ -2759,6 +2761,8 @@
               <w:rPr>
                 <w:rFonts w:ascii="Aptos Narrow" w:hAnsi="Aptos Narrow"/>
                 <w:color w:val="000000"/>
+                <w:sz w:val="22"/>
+                <w:szCs w:val="22"/>
               </w:rPr>
               <w:t>1536</w:t>
             </w:r>
@@ -2774,7 +2778,7 @@
               <w:right w:val="nil"/>
             </w:tcBorders>
             <w:noWrap/>
-            <w:vAlign w:val="bottom"/>
+            <w:vAlign w:val="center"/>
             <w:hideMark/>
           </w:tcPr>
           <w:p>
@@ -2793,6 +2797,8 @@
               <w:rPr>
                 <w:rFonts w:ascii="Aptos Narrow" w:hAnsi="Aptos Narrow"/>
                 <w:color w:val="000000"/>
+                <w:sz w:val="22"/>
+                <w:szCs w:val="22"/>
               </w:rPr>
               <w:t>1645</w:t>
             </w:r>
@@ -2808,7 +2814,7 @@
               <w:right w:val="nil"/>
             </w:tcBorders>
             <w:noWrap/>
-            <w:vAlign w:val="bottom"/>
+            <w:vAlign w:val="center"/>
             <w:hideMark/>
           </w:tcPr>
           <w:p>
@@ -2827,6 +2833,8 @@
               <w:rPr>
                 <w:rFonts w:ascii="Aptos Narrow" w:hAnsi="Aptos Narrow"/>
                 <w:color w:val="000000"/>
+                <w:sz w:val="22"/>
+                <w:szCs w:val="22"/>
               </w:rPr>
               <w:t>357</w:t>
             </w:r>
@@ -2842,7 +2850,7 @@
               <w:right w:val="nil"/>
             </w:tcBorders>
             <w:noWrap/>
-            <w:vAlign w:val="bottom"/>
+            <w:vAlign w:val="center"/>
             <w:hideMark/>
           </w:tcPr>
           <w:p>
@@ -2861,6 +2869,8 @@
               <w:rPr>
                 <w:rFonts w:ascii="Aptos Narrow" w:hAnsi="Aptos Narrow"/>
                 <w:color w:val="000000"/>
+                <w:sz w:val="22"/>
+                <w:szCs w:val="22"/>
               </w:rPr>
               <w:t>191</w:t>
             </w:r>
@@ -2876,7 +2886,7 @@
               <w:right w:val="nil"/>
             </w:tcBorders>
             <w:noWrap/>
-            <w:vAlign w:val="bottom"/>
+            <w:vAlign w:val="center"/>
             <w:hideMark/>
           </w:tcPr>
           <w:p>
@@ -2903,7 +2913,7 @@
               <w:right w:val="nil"/>
             </w:tcBorders>
             <w:noWrap/>
-            <w:vAlign w:val="bottom"/>
+            <w:vAlign w:val="center"/>
             <w:hideMark/>
           </w:tcPr>
           <w:p>
@@ -2946,30 +2956,42 @@
             </w:tcBorders>
             <w:noWrap/>
             <w:vAlign w:val="bottom"/>
-            <w:hideMark/>
-          </w:tcPr>
-          <w:p>
-            <w:pPr>
-              <w:spacing w:after="0" w:line="240" w:lineRule="auto"/>
-              <w:rPr>
-                <w:rFonts w:ascii="Aptos Narrow" w:eastAsia="Times New Roman" w:hAnsi="Aptos Narrow" w:cs="Times New Roman"/>
-                <w:color w:val="000000"/>
-                <w:kern w:val="0"/>
-                <w:sz w:val="22"/>
-                <w:szCs w:val="22"/>
-                <w14:ligatures w14:val="none"/>
-              </w:rPr>
-            </w:pPr>
-            <w:r>
-              <w:rPr>
-                <w:rFonts w:ascii="Aptos Narrow" w:eastAsia="Times New Roman" w:hAnsi="Aptos Narrow" w:cs="Times New Roman"/>
-                <w:color w:val="000000"/>
-                <w:kern w:val="0"/>
-                <w:sz w:val="22"/>
-                <w:szCs w:val="22"/>
-                <w14:ligatures w14:val="none"/>
-              </w:rPr>
-              <w:t>Qwen/Qwen2.5-7B-Instruct</w:t>
+          </w:tcPr>
+          <w:p>
+            <w:pPr>
+              <w:spacing w:after="0" w:line="240" w:lineRule="auto"/>
+              <w:rPr>
+                <w:rFonts w:ascii="Aptos Narrow" w:eastAsia="Times New Roman" w:hAnsi="Aptos Narrow" w:cs="Times New Roman"/>
+                <w:color w:val="000000"/>
+                <w:kern w:val="0"/>
+                <w:sz w:val="22"/>
+                <w:szCs w:val="22"/>
+                <w14:ligatures w14:val="none"/>
+              </w:rPr>
+            </w:pPr>
+            <w:proofErr w:type="spellStart"/>
+            <w:r>
+              <w:rPr>
+                <w:rFonts w:ascii="Aptos Narrow" w:eastAsia="Times New Roman" w:hAnsi="Aptos Narrow" w:cs="Times New Roman"/>
+                <w:color w:val="000000"/>
+                <w:kern w:val="0"/>
+                <w:sz w:val="22"/>
+                <w:szCs w:val="22"/>
+                <w14:ligatures w14:val="none"/>
+              </w:rPr>
+              <w:t>ibm</w:t>
+            </w:r>
+            <w:proofErr w:type="spellEnd"/>
+            <w:r>
+              <w:rPr>
+                <w:rFonts w:ascii="Aptos Narrow" w:eastAsia="Times New Roman" w:hAnsi="Aptos Narrow" w:cs="Times New Roman"/>
+                <w:color w:val="000000"/>
+                <w:kern w:val="0"/>
+                <w:sz w:val="22"/>
+                <w:szCs w:val="22"/>
+                <w14:ligatures w14:val="none"/>
+              </w:rPr>
+              <w:t>-granite/granite-4.2-8b</w:t>
             </w:r>
           </w:p>
         </w:tc>
@@ -2983,30 +3005,27 @@
               <w:right w:val="nil"/>
             </w:tcBorders>
             <w:noWrap/>
-            <w:vAlign w:val="bottom"/>
-            <w:hideMark/>
-          </w:tcPr>
-          <w:p>
-            <w:pPr>
-              <w:spacing w:after="0" w:line="240" w:lineRule="auto"/>
-              <w:jc w:val="center"/>
-              <w:rPr>
-                <w:rFonts w:ascii="Aptos Narrow" w:eastAsia="Times New Roman" w:hAnsi="Aptos Narrow" w:cs="Times New Roman"/>
-                <w:color w:val="000000"/>
-                <w:kern w:val="0"/>
-                <w:sz w:val="22"/>
-                <w:szCs w:val="22"/>
-                <w14:ligatures w14:val="none"/>
-              </w:rPr>
-            </w:pPr>
-            <w:r>
-              <w:rPr>
-                <w:rFonts w:ascii="Aptos Narrow" w:eastAsia="Times New Roman" w:hAnsi="Aptos Narrow" w:cs="Times New Roman"/>
-                <w:color w:val="000000"/>
-                <w:kern w:val="0"/>
-                <w:sz w:val="22"/>
-                <w:szCs w:val="22"/>
-                <w14:ligatures w14:val="none"/>
+            <w:vAlign w:val="center"/>
+          </w:tcPr>
+          <w:p>
+            <w:pPr>
+              <w:spacing w:after="0" w:line="240" w:lineRule="auto"/>
+              <w:jc w:val="center"/>
+              <w:rPr>
+                <w:rFonts w:ascii="Aptos Narrow" w:eastAsia="Times New Roman" w:hAnsi="Aptos Narrow" w:cs="Times New Roman"/>
+                <w:color w:val="000000"/>
+                <w:kern w:val="0"/>
+                <w:sz w:val="22"/>
+                <w:szCs w:val="22"/>
+                <w14:ligatures w14:val="none"/>
+              </w:rPr>
+            </w:pPr>
+            <w:r>
+              <w:rPr>
+                <w:rFonts w:ascii="Aptos Narrow" w:hAnsi="Aptos Narrow"/>
+                <w:color w:val="000000"/>
+                <w:sz w:val="22"/>
+                <w:szCs w:val="22"/>
               </w:rPr>
               <w:t>3729</w:t>
             </w:r>
@@ -3022,32 +3041,27 @@
               <w:right w:val="nil"/>
             </w:tcBorders>
             <w:noWrap/>
-            <w:vAlign w:val="bottom"/>
-            <w:hideMark/>
-          </w:tcPr>
-          <w:p>
-            <w:pPr>
-              <w:spacing w:after="0" w:line="240" w:lineRule="auto"/>
-              <w:jc w:val="center"/>
-              <w:rPr>
-                <w:rFonts w:ascii="Aptos Narrow" w:eastAsia="Times New Roman" w:hAnsi="Aptos Narrow" w:cs="Times New Roman"/>
-                <w:color w:val="000000"/>
-                <w:kern w:val="0"/>
-                <w:sz w:val="22"/>
-                <w:szCs w:val="22"/>
-                <w14:ligatures w14:val="none"/>
-              </w:rPr>
-            </w:pPr>
-            <w:r>
-              <w:rPr>
-                <w:rFonts w:ascii="Aptos Narrow" w:eastAsia="Times New Roman" w:hAnsi="Aptos Narrow" w:cs="Times New Roman"/>
-                <w:color w:val="000000"/>
-                <w:kern w:val="0"/>
-                <w:sz w:val="22"/>
-                <w:szCs w:val="22"/>
-                <w14:ligatures w14:val="none"/>
-              </w:rPr>
-              <w:t>1694</w:t>
+            <w:vAlign w:val="center"/>
+          </w:tcPr>
+          <w:p>
+            <w:pPr>
+              <w:spacing w:after="0" w:line="240" w:lineRule="auto"/>
+              <w:jc w:val="center"/>
+              <w:rPr>
+                <w:rFonts w:ascii="Aptos Narrow" w:eastAsia="Times New Roman" w:hAnsi="Aptos Narrow" w:cs="Times New Roman"/>
+                <w:color w:val="000000"/>
+                <w:kern w:val="0"/>
+                <w:sz w:val="22"/>
+                <w:szCs w:val="22"/>
+                <w14:ligatures w14:val="none"/>
+              </w:rPr>
+            </w:pPr>
+            <w:r>
+              <w:rPr>
+                <w:sz w:val="22"/>
+                <w:szCs w:val="22"/>
+              </w:rPr>
+              <w:t>1695</w:t>
             </w:r>
           </w:p>
         </w:tc>
@@ -3061,32 +3075,27 @@
               <w:right w:val="nil"/>
             </w:tcBorders>
             <w:noWrap/>
-            <w:vAlign w:val="bottom"/>
-            <w:hideMark/>
-          </w:tcPr>
-          <w:p>
-            <w:pPr>
-              <w:spacing w:after="0" w:line="240" w:lineRule="auto"/>
-              <w:jc w:val="center"/>
-              <w:rPr>
-                <w:rFonts w:ascii="Aptos Narrow" w:eastAsia="Times New Roman" w:hAnsi="Aptos Narrow" w:cs="Times New Roman"/>
-                <w:color w:val="000000"/>
-                <w:kern w:val="0"/>
-                <w:sz w:val="22"/>
-                <w:szCs w:val="22"/>
-                <w14:ligatures w14:val="none"/>
-              </w:rPr>
-            </w:pPr>
-            <w:r>
-              <w:rPr>
-                <w:rFonts w:ascii="Aptos Narrow" w:eastAsia="Times New Roman" w:hAnsi="Aptos Narrow" w:cs="Times New Roman"/>
-                <w:color w:val="000000"/>
-                <w:kern w:val="0"/>
-                <w:sz w:val="22"/>
-                <w:szCs w:val="22"/>
-                <w14:ligatures w14:val="none"/>
-              </w:rPr>
-              <w:t>1409</w:t>
+            <w:vAlign w:val="center"/>
+          </w:tcPr>
+          <w:p>
+            <w:pPr>
+              <w:spacing w:after="0" w:line="240" w:lineRule="auto"/>
+              <w:jc w:val="center"/>
+              <w:rPr>
+                <w:rFonts w:ascii="Aptos Narrow" w:eastAsia="Times New Roman" w:hAnsi="Aptos Narrow" w:cs="Times New Roman"/>
+                <w:color w:val="000000"/>
+                <w:kern w:val="0"/>
+                <w:sz w:val="22"/>
+                <w:szCs w:val="22"/>
+                <w14:ligatures w14:val="none"/>
+              </w:rPr>
+            </w:pPr>
+            <w:r>
+              <w:rPr>
+                <w:sz w:val="22"/>
+                <w:szCs w:val="22"/>
+              </w:rPr>
+              <w:t>1459</w:t>
             </w:r>
           </w:p>
         </w:tc>
@@ -3100,32 +3109,27 @@
               <w:right w:val="nil"/>
             </w:tcBorders>
             <w:noWrap/>
-            <w:vAlign w:val="bottom"/>
-            <w:hideMark/>
-          </w:tcPr>
-          <w:p>
-            <w:pPr>
-              <w:spacing w:after="0" w:line="240" w:lineRule="auto"/>
-              <w:jc w:val="center"/>
-              <w:rPr>
-                <w:rFonts w:ascii="Aptos Narrow" w:eastAsia="Times New Roman" w:hAnsi="Aptos Narrow" w:cs="Times New Roman"/>
-                <w:color w:val="000000"/>
-                <w:kern w:val="0"/>
-                <w:sz w:val="22"/>
-                <w:szCs w:val="22"/>
-                <w14:ligatures w14:val="none"/>
-              </w:rPr>
-            </w:pPr>
-            <w:r>
-              <w:rPr>
-                <w:rFonts w:ascii="Aptos Narrow" w:eastAsia="Times New Roman" w:hAnsi="Aptos Narrow" w:cs="Times New Roman"/>
-                <w:color w:val="000000"/>
-                <w:kern w:val="0"/>
-                <w:sz w:val="22"/>
-                <w:szCs w:val="22"/>
-                <w14:ligatures w14:val="none"/>
-              </w:rPr>
-              <w:t>593</w:t>
+            <w:vAlign w:val="center"/>
+          </w:tcPr>
+          <w:p>
+            <w:pPr>
+              <w:spacing w:after="0" w:line="240" w:lineRule="auto"/>
+              <w:jc w:val="center"/>
+              <w:rPr>
+                <w:rFonts w:ascii="Aptos Narrow" w:eastAsia="Times New Roman" w:hAnsi="Aptos Narrow" w:cs="Times New Roman"/>
+                <w:color w:val="000000"/>
+                <w:kern w:val="0"/>
+                <w:sz w:val="22"/>
+                <w:szCs w:val="22"/>
+                <w14:ligatures w14:val="none"/>
+              </w:rPr>
+            </w:pPr>
+            <w:r>
+              <w:rPr>
+                <w:sz w:val="22"/>
+                <w:szCs w:val="22"/>
+              </w:rPr>
+              <w:t>543</w:t>
             </w:r>
           </w:p>
         </w:tc>
@@ -3139,32 +3143,27 @@
               <w:right w:val="nil"/>
             </w:tcBorders>
             <w:noWrap/>
-            <w:vAlign w:val="bottom"/>
-            <w:hideMark/>
-          </w:tcPr>
-          <w:p>
-            <w:pPr>
-              <w:spacing w:after="0" w:line="240" w:lineRule="auto"/>
-              <w:jc w:val="center"/>
-              <w:rPr>
-                <w:rFonts w:ascii="Aptos Narrow" w:eastAsia="Times New Roman" w:hAnsi="Aptos Narrow" w:cs="Times New Roman"/>
-                <w:color w:val="000000"/>
-                <w:kern w:val="0"/>
-                <w:sz w:val="22"/>
-                <w:szCs w:val="22"/>
-                <w14:ligatures w14:val="none"/>
-              </w:rPr>
-            </w:pPr>
-            <w:r>
-              <w:rPr>
-                <w:rFonts w:ascii="Aptos Narrow" w:eastAsia="Times New Roman" w:hAnsi="Aptos Narrow" w:cs="Times New Roman"/>
-                <w:color w:val="000000"/>
-                <w:kern w:val="0"/>
-                <w:sz w:val="22"/>
-                <w:szCs w:val="22"/>
-                <w14:ligatures w14:val="none"/>
-              </w:rPr>
-              <w:t>33</w:t>
+            <w:vAlign w:val="center"/>
+          </w:tcPr>
+          <w:p>
+            <w:pPr>
+              <w:spacing w:after="0" w:line="240" w:lineRule="auto"/>
+              <w:jc w:val="center"/>
+              <w:rPr>
+                <w:rFonts w:ascii="Aptos Narrow" w:eastAsia="Times New Roman" w:hAnsi="Aptos Narrow" w:cs="Times New Roman"/>
+                <w:color w:val="000000"/>
+                <w:kern w:val="0"/>
+                <w:sz w:val="22"/>
+                <w:szCs w:val="22"/>
+                <w14:ligatures w14:val="none"/>
+              </w:rPr>
+            </w:pPr>
+            <w:r>
+              <w:rPr>
+                <w:sz w:val="22"/>
+                <w:szCs w:val="22"/>
+              </w:rPr>
+              <w:t>32</w:t>
             </w:r>
           </w:p>
         </w:tc>
@@ -3178,8 +3177,7 @@
               <w:right w:val="nil"/>
             </w:tcBorders>
             <w:noWrap/>
-            <w:vAlign w:val="bottom"/>
-            <w:hideMark/>
+            <w:vAlign w:val="center"/>
           </w:tcPr>
           <w:p>
             <w:pPr>
@@ -3206,43 +3204,31 @@
               <w:right w:val="nil"/>
             </w:tcBorders>
             <w:noWrap/>
-            <w:vAlign w:val="bottom"/>
-            <w:hideMark/>
-          </w:tcPr>
-          <w:p>
-            <w:pPr>
-              <w:spacing w:after="0" w:line="240" w:lineRule="auto"/>
-              <w:jc w:val="center"/>
-              <w:rPr>
-                <w:rFonts w:ascii="Aptos Narrow" w:eastAsia="Times New Roman" w:hAnsi="Aptos Narrow" w:cs="Times New Roman"/>
-                <w:color w:val="000000"/>
-                <w:kern w:val="0"/>
-                <w:sz w:val="22"/>
-                <w:szCs w:val="22"/>
-                <w14:ligatures w14:val="none"/>
-              </w:rPr>
-            </w:pPr>
-            <w:r>
-              <w:rPr>
-                <w:rFonts w:ascii="Aptos Narrow" w:eastAsia="Times New Roman" w:hAnsi="Aptos Narrow" w:cs="Times New Roman"/>
-                <w:color w:val="000000"/>
-                <w:kern w:val="0"/>
-                <w:sz w:val="22"/>
-                <w:szCs w:val="22"/>
-                <w14:ligatures w14:val="none"/>
-              </w:rPr>
-              <w:t>5523.7</w:t>
-            </w:r>
-            <w:r>
-              <w:rPr>
-                <w:rFonts w:ascii="Aptos Narrow" w:eastAsia="Times New Roman" w:hAnsi="Aptos Narrow" w:cs="Times New Roman"/>
-                <w:color w:val="000000"/>
-                <w:kern w:val="0"/>
-                <w:sz w:val="22"/>
-                <w:szCs w:val="22"/>
-                <w14:ligatures w14:val="none"/>
-              </w:rPr>
-              <w:t>2</w:t>
+            <w:vAlign w:val="center"/>
+          </w:tcPr>
+          <w:p>
+            <w:pPr>
+              <w:spacing w:after="0" w:line="240" w:lineRule="auto"/>
+              <w:jc w:val="center"/>
+              <w:rPr>
+                <w:rFonts w:ascii="Aptos Narrow" w:eastAsia="Times New Roman" w:hAnsi="Aptos Narrow" w:cs="Times New Roman"/>
+                <w:color w:val="000000"/>
+                <w:kern w:val="0"/>
+                <w:sz w:val="22"/>
+                <w:szCs w:val="22"/>
+                <w14:ligatures w14:val="none"/>
+              </w:rPr>
+            </w:pPr>
+            <w:r>
+              <w:rPr>
+                <w:rFonts w:ascii="Aptos Narrow" w:eastAsia="Times New Roman" w:hAnsi="Aptos Narrow" w:cs="Times New Roman"/>
+                <w:color w:val="000000"/>
+                <w:kern w:val="0"/>
+                <w:sz w:val="22"/>
+                <w:szCs w:val="22"/>
+                <w14:ligatures w14:val="none"/>
+              </w:rPr>
+              <w:t>5604.95</w:t>
             </w:r>
           </w:p>
         </w:tc>
@@ -3276,29 +3262,16 @@
                 <w14:ligatures w14:val="none"/>
               </w:rPr>
             </w:pPr>
-            <w:proofErr w:type="spellStart"/>
-            <w:r>
-              <w:rPr>
-                <w:rFonts w:ascii="Aptos Narrow" w:eastAsia="Times New Roman" w:hAnsi="Aptos Narrow" w:cs="Times New Roman"/>
-                <w:color w:val="000000"/>
-                <w:kern w:val="0"/>
-                <w:sz w:val="22"/>
-                <w:szCs w:val="22"/>
-                <w14:ligatures w14:val="none"/>
-              </w:rPr>
-              <w:t>microsoft</w:t>
-            </w:r>
-            <w:proofErr w:type="spellEnd"/>
-            <w:r>
-              <w:rPr>
-                <w:rFonts w:ascii="Aptos Narrow" w:eastAsia="Times New Roman" w:hAnsi="Aptos Narrow" w:cs="Times New Roman"/>
-                <w:color w:val="000000"/>
-                <w:kern w:val="0"/>
-                <w:sz w:val="22"/>
-                <w:szCs w:val="22"/>
-                <w14:ligatures w14:val="none"/>
-              </w:rPr>
-              <w:t>/phi-4</w:t>
+            <w:r>
+              <w:rPr>
+                <w:rFonts w:ascii="Aptos Narrow" w:eastAsia="Times New Roman" w:hAnsi="Aptos Narrow" w:cs="Times New Roman"/>
+                <w:color w:val="000000"/>
+                <w:kern w:val="0"/>
+                <w:sz w:val="22"/>
+                <w:szCs w:val="22"/>
+                <w14:ligatures w14:val="none"/>
+              </w:rPr>
+              <w:t>Qwen/Qwen2.5-7B-Instruct</w:t>
             </w:r>
           </w:p>
         </w:tc>
@@ -3312,7 +3285,7 @@
               <w:right w:val="nil"/>
             </w:tcBorders>
             <w:noWrap/>
-            <w:vAlign w:val="bottom"/>
+            <w:vAlign w:val="center"/>
             <w:hideMark/>
           </w:tcPr>
           <w:p>
@@ -3351,32 +3324,32 @@
               <w:right w:val="nil"/>
             </w:tcBorders>
             <w:noWrap/>
-            <w:vAlign w:val="bottom"/>
-            <w:hideMark/>
-          </w:tcPr>
-          <w:p>
-            <w:pPr>
-              <w:spacing w:after="0" w:line="240" w:lineRule="auto"/>
-              <w:jc w:val="center"/>
-              <w:rPr>
-                <w:rFonts w:ascii="Aptos Narrow" w:eastAsia="Times New Roman" w:hAnsi="Aptos Narrow" w:cs="Times New Roman"/>
-                <w:color w:val="000000"/>
-                <w:kern w:val="0"/>
-                <w:sz w:val="22"/>
-                <w:szCs w:val="22"/>
-                <w14:ligatures w14:val="none"/>
-              </w:rPr>
-            </w:pPr>
-            <w:r>
-              <w:rPr>
-                <w:rFonts w:ascii="Aptos Narrow" w:eastAsia="Times New Roman" w:hAnsi="Aptos Narrow" w:cs="Times New Roman"/>
-                <w:color w:val="000000"/>
-                <w:kern w:val="0"/>
-                <w:sz w:val="22"/>
-                <w:szCs w:val="22"/>
-                <w14:ligatures w14:val="none"/>
-              </w:rPr>
-              <w:t>1589</w:t>
+            <w:vAlign w:val="center"/>
+            <w:hideMark/>
+          </w:tcPr>
+          <w:p>
+            <w:pPr>
+              <w:spacing w:after="0" w:line="240" w:lineRule="auto"/>
+              <w:jc w:val="center"/>
+              <w:rPr>
+                <w:rFonts w:ascii="Aptos Narrow" w:eastAsia="Times New Roman" w:hAnsi="Aptos Narrow" w:cs="Times New Roman"/>
+                <w:color w:val="000000"/>
+                <w:kern w:val="0"/>
+                <w:sz w:val="22"/>
+                <w:szCs w:val="22"/>
+                <w14:ligatures w14:val="none"/>
+              </w:rPr>
+            </w:pPr>
+            <w:r>
+              <w:rPr>
+                <w:rFonts w:ascii="Aptos Narrow" w:eastAsia="Times New Roman" w:hAnsi="Aptos Narrow" w:cs="Times New Roman"/>
+                <w:color w:val="000000"/>
+                <w:kern w:val="0"/>
+                <w:sz w:val="22"/>
+                <w:szCs w:val="22"/>
+                <w14:ligatures w14:val="none"/>
+              </w:rPr>
+              <w:t>1694</w:t>
             </w:r>
           </w:p>
         </w:tc>
@@ -3390,32 +3363,32 @@
               <w:right w:val="nil"/>
             </w:tcBorders>
             <w:noWrap/>
-            <w:vAlign w:val="bottom"/>
-            <w:hideMark/>
-          </w:tcPr>
-          <w:p>
-            <w:pPr>
-              <w:spacing w:after="0" w:line="240" w:lineRule="auto"/>
-              <w:jc w:val="center"/>
-              <w:rPr>
-                <w:rFonts w:ascii="Aptos Narrow" w:eastAsia="Times New Roman" w:hAnsi="Aptos Narrow" w:cs="Times New Roman"/>
-                <w:color w:val="000000"/>
-                <w:kern w:val="0"/>
-                <w:sz w:val="22"/>
-                <w:szCs w:val="22"/>
-                <w14:ligatures w14:val="none"/>
-              </w:rPr>
-            </w:pPr>
-            <w:r>
-              <w:rPr>
-                <w:rFonts w:ascii="Aptos Narrow" w:eastAsia="Times New Roman" w:hAnsi="Aptos Narrow" w:cs="Times New Roman"/>
-                <w:color w:val="000000"/>
-                <w:kern w:val="0"/>
-                <w:sz w:val="22"/>
-                <w:szCs w:val="22"/>
-                <w14:ligatures w14:val="none"/>
-              </w:rPr>
-              <w:t>1766</w:t>
+            <w:vAlign w:val="center"/>
+            <w:hideMark/>
+          </w:tcPr>
+          <w:p>
+            <w:pPr>
+              <w:spacing w:after="0" w:line="240" w:lineRule="auto"/>
+              <w:jc w:val="center"/>
+              <w:rPr>
+                <w:rFonts w:ascii="Aptos Narrow" w:eastAsia="Times New Roman" w:hAnsi="Aptos Narrow" w:cs="Times New Roman"/>
+                <w:color w:val="000000"/>
+                <w:kern w:val="0"/>
+                <w:sz w:val="22"/>
+                <w:szCs w:val="22"/>
+                <w14:ligatures w14:val="none"/>
+              </w:rPr>
+            </w:pPr>
+            <w:r>
+              <w:rPr>
+                <w:rFonts w:ascii="Aptos Narrow" w:eastAsia="Times New Roman" w:hAnsi="Aptos Narrow" w:cs="Times New Roman"/>
+                <w:color w:val="000000"/>
+                <w:kern w:val="0"/>
+                <w:sz w:val="22"/>
+                <w:szCs w:val="22"/>
+                <w14:ligatures w14:val="none"/>
+              </w:rPr>
+              <w:t>1409</w:t>
             </w:r>
           </w:p>
         </w:tc>
@@ -3429,32 +3402,32 @@
               <w:right w:val="nil"/>
             </w:tcBorders>
             <w:noWrap/>
-            <w:vAlign w:val="bottom"/>
-            <w:hideMark/>
-          </w:tcPr>
-          <w:p>
-            <w:pPr>
-              <w:spacing w:after="0" w:line="240" w:lineRule="auto"/>
-              <w:jc w:val="center"/>
-              <w:rPr>
-                <w:rFonts w:ascii="Aptos Narrow" w:eastAsia="Times New Roman" w:hAnsi="Aptos Narrow" w:cs="Times New Roman"/>
-                <w:color w:val="000000"/>
-                <w:kern w:val="0"/>
-                <w:sz w:val="22"/>
-                <w:szCs w:val="22"/>
-                <w14:ligatures w14:val="none"/>
-              </w:rPr>
-            </w:pPr>
-            <w:r>
-              <w:rPr>
-                <w:rFonts w:ascii="Aptos Narrow" w:eastAsia="Times New Roman" w:hAnsi="Aptos Narrow" w:cs="Times New Roman"/>
-                <w:color w:val="000000"/>
-                <w:kern w:val="0"/>
-                <w:sz w:val="22"/>
-                <w:szCs w:val="22"/>
-                <w14:ligatures w14:val="none"/>
-              </w:rPr>
-              <w:t>236</w:t>
+            <w:vAlign w:val="center"/>
+            <w:hideMark/>
+          </w:tcPr>
+          <w:p>
+            <w:pPr>
+              <w:spacing w:after="0" w:line="240" w:lineRule="auto"/>
+              <w:jc w:val="center"/>
+              <w:rPr>
+                <w:rFonts w:ascii="Aptos Narrow" w:eastAsia="Times New Roman" w:hAnsi="Aptos Narrow" w:cs="Times New Roman"/>
+                <w:color w:val="000000"/>
+                <w:kern w:val="0"/>
+                <w:sz w:val="22"/>
+                <w:szCs w:val="22"/>
+                <w14:ligatures w14:val="none"/>
+              </w:rPr>
+            </w:pPr>
+            <w:r>
+              <w:rPr>
+                <w:rFonts w:ascii="Aptos Narrow" w:eastAsia="Times New Roman" w:hAnsi="Aptos Narrow" w:cs="Times New Roman"/>
+                <w:color w:val="000000"/>
+                <w:kern w:val="0"/>
+                <w:sz w:val="22"/>
+                <w:szCs w:val="22"/>
+                <w14:ligatures w14:val="none"/>
+              </w:rPr>
+              <w:t>593</w:t>
             </w:r>
           </w:p>
         </w:tc>
@@ -3468,32 +3441,32 @@
               <w:right w:val="nil"/>
             </w:tcBorders>
             <w:noWrap/>
-            <w:vAlign w:val="bottom"/>
-            <w:hideMark/>
-          </w:tcPr>
-          <w:p>
-            <w:pPr>
-              <w:spacing w:after="0" w:line="240" w:lineRule="auto"/>
-              <w:jc w:val="center"/>
-              <w:rPr>
-                <w:rFonts w:ascii="Aptos Narrow" w:eastAsia="Times New Roman" w:hAnsi="Aptos Narrow" w:cs="Times New Roman"/>
-                <w:color w:val="000000"/>
-                <w:kern w:val="0"/>
-                <w:sz w:val="22"/>
-                <w:szCs w:val="22"/>
-                <w14:ligatures w14:val="none"/>
-              </w:rPr>
-            </w:pPr>
-            <w:r>
-              <w:rPr>
-                <w:rFonts w:ascii="Aptos Narrow" w:eastAsia="Times New Roman" w:hAnsi="Aptos Narrow" w:cs="Times New Roman"/>
-                <w:color w:val="000000"/>
-                <w:kern w:val="0"/>
-                <w:sz w:val="22"/>
-                <w:szCs w:val="22"/>
-                <w14:ligatures w14:val="none"/>
-              </w:rPr>
-              <w:t>138</w:t>
+            <w:vAlign w:val="center"/>
+            <w:hideMark/>
+          </w:tcPr>
+          <w:p>
+            <w:pPr>
+              <w:spacing w:after="0" w:line="240" w:lineRule="auto"/>
+              <w:jc w:val="center"/>
+              <w:rPr>
+                <w:rFonts w:ascii="Aptos Narrow" w:eastAsia="Times New Roman" w:hAnsi="Aptos Narrow" w:cs="Times New Roman"/>
+                <w:color w:val="000000"/>
+                <w:kern w:val="0"/>
+                <w:sz w:val="22"/>
+                <w:szCs w:val="22"/>
+                <w14:ligatures w14:val="none"/>
+              </w:rPr>
+            </w:pPr>
+            <w:r>
+              <w:rPr>
+                <w:rFonts w:ascii="Aptos Narrow" w:eastAsia="Times New Roman" w:hAnsi="Aptos Narrow" w:cs="Times New Roman"/>
+                <w:color w:val="000000"/>
+                <w:kern w:val="0"/>
+                <w:sz w:val="22"/>
+                <w:szCs w:val="22"/>
+                <w14:ligatures w14:val="none"/>
+              </w:rPr>
+              <w:t>33</w:t>
             </w:r>
           </w:p>
         </w:tc>
@@ -3507,7 +3480,7 @@
               <w:right w:val="nil"/>
             </w:tcBorders>
             <w:noWrap/>
-            <w:vAlign w:val="bottom"/>
+            <w:vAlign w:val="center"/>
             <w:hideMark/>
           </w:tcPr>
           <w:p>
@@ -3535,32 +3508,43 @@
               <w:right w:val="nil"/>
             </w:tcBorders>
             <w:noWrap/>
-            <w:vAlign w:val="bottom"/>
-            <w:hideMark/>
-          </w:tcPr>
-          <w:p>
-            <w:pPr>
-              <w:spacing w:after="0" w:line="240" w:lineRule="auto"/>
-              <w:jc w:val="center"/>
-              <w:rPr>
-                <w:rFonts w:ascii="Aptos Narrow" w:eastAsia="Times New Roman" w:hAnsi="Aptos Narrow" w:cs="Times New Roman"/>
-                <w:color w:val="000000"/>
-                <w:kern w:val="0"/>
-                <w:sz w:val="22"/>
-                <w:szCs w:val="22"/>
-                <w14:ligatures w14:val="none"/>
-              </w:rPr>
-            </w:pPr>
-            <w:r>
-              <w:rPr>
-                <w:rFonts w:ascii="Aptos Narrow" w:eastAsia="Times New Roman" w:hAnsi="Aptos Narrow" w:cs="Times New Roman"/>
-                <w:color w:val="000000"/>
-                <w:kern w:val="0"/>
-                <w:sz w:val="22"/>
-                <w:szCs w:val="22"/>
-                <w14:ligatures w14:val="none"/>
-              </w:rPr>
-              <w:t>6723.00</w:t>
+            <w:vAlign w:val="center"/>
+            <w:hideMark/>
+          </w:tcPr>
+          <w:p>
+            <w:pPr>
+              <w:spacing w:after="0" w:line="240" w:lineRule="auto"/>
+              <w:jc w:val="center"/>
+              <w:rPr>
+                <w:rFonts w:ascii="Aptos Narrow" w:eastAsia="Times New Roman" w:hAnsi="Aptos Narrow" w:cs="Times New Roman"/>
+                <w:color w:val="000000"/>
+                <w:kern w:val="0"/>
+                <w:sz w:val="22"/>
+                <w:szCs w:val="22"/>
+                <w14:ligatures w14:val="none"/>
+              </w:rPr>
+            </w:pPr>
+            <w:r>
+              <w:rPr>
+                <w:rFonts w:ascii="Aptos Narrow" w:eastAsia="Times New Roman" w:hAnsi="Aptos Narrow" w:cs="Times New Roman"/>
+                <w:color w:val="000000"/>
+                <w:kern w:val="0"/>
+                <w:sz w:val="22"/>
+                <w:szCs w:val="22"/>
+                <w14:ligatures w14:val="none"/>
+              </w:rPr>
+              <w:t>5523.7</w:t>
+            </w:r>
+            <w:r>
+              <w:rPr>
+                <w:rFonts w:ascii="Aptos Narrow" w:eastAsia="Times New Roman" w:hAnsi="Aptos Narrow" w:cs="Times New Roman"/>
+                <w:color w:val="000000"/>
+                <w:kern w:val="0"/>
+                <w:sz w:val="22"/>
+                <w:szCs w:val="22"/>
+                <w14:ligatures w14:val="none"/>
+              </w:rPr>
+              <w:t>2</w:t>
             </w:r>
           </w:p>
         </w:tc>
@@ -3575,34 +3559,34 @@
             <w:tcBorders>
               <w:top w:val="nil"/>
               <w:left w:val="nil"/>
+              <w:bottom w:val="nil"/>
               <w:right w:val="nil"/>
             </w:tcBorders>
             <w:noWrap/>
             <w:vAlign w:val="bottom"/>
-            <w:hideMark/>
-          </w:tcPr>
-          <w:p>
-            <w:pPr>
-              <w:spacing w:after="0" w:line="240" w:lineRule="auto"/>
-              <w:rPr>
-                <w:rFonts w:ascii="Aptos Narrow" w:eastAsia="Times New Roman" w:hAnsi="Aptos Narrow" w:cs="Times New Roman"/>
-                <w:color w:val="000000"/>
-                <w:kern w:val="0"/>
-                <w:sz w:val="22"/>
-                <w:szCs w:val="22"/>
-                <w14:ligatures w14:val="none"/>
-              </w:rPr>
-            </w:pPr>
-            <w:r>
-              <w:rPr>
-                <w:rFonts w:ascii="Aptos Narrow" w:eastAsia="Times New Roman" w:hAnsi="Aptos Narrow" w:cs="Times New Roman"/>
-                <w:color w:val="000000"/>
-                <w:kern w:val="0"/>
-                <w:sz w:val="22"/>
-                <w:szCs w:val="22"/>
-                <w14:ligatures w14:val="none"/>
-              </w:rPr>
-              <w:t>google/gemma-4-12B-it</w:t>
+          </w:tcPr>
+          <w:p>
+            <w:pPr>
+              <w:spacing w:after="0" w:line="240" w:lineRule="auto"/>
+              <w:rPr>
+                <w:rFonts w:ascii="Aptos Narrow" w:eastAsia="Times New Roman" w:hAnsi="Aptos Narrow" w:cs="Times New Roman"/>
+                <w:color w:val="000000"/>
+                <w:kern w:val="0"/>
+                <w:sz w:val="22"/>
+                <w:szCs w:val="22"/>
+                <w14:ligatures w14:val="none"/>
+              </w:rPr>
+            </w:pPr>
+            <w:r>
+              <w:rPr>
+                <w:rFonts w:ascii="Aptos Narrow" w:eastAsia="Times New Roman" w:hAnsi="Aptos Narrow" w:cs="Times New Roman"/>
+                <w:color w:val="000000"/>
+                <w:kern w:val="0"/>
+                <w:sz w:val="22"/>
+                <w:szCs w:val="22"/>
+                <w14:ligatures w14:val="none"/>
+              </w:rPr>
+              <w:t>meta-llama/Llama-3.1-8B-Instruct</w:t>
             </w:r>
           </w:p>
         </w:tc>
@@ -3612,11 +3596,11 @@
             <w:tcBorders>
               <w:top w:val="nil"/>
               <w:left w:val="nil"/>
-              <w:right w:val="nil"/>
-            </w:tcBorders>
-            <w:noWrap/>
-            <w:vAlign w:val="bottom"/>
-            <w:hideMark/>
+              <w:bottom w:val="nil"/>
+              <w:right w:val="nil"/>
+            </w:tcBorders>
+            <w:noWrap/>
+            <w:vAlign w:val="center"/>
           </w:tcPr>
           <w:p>
             <w:pPr>
@@ -3650,35 +3634,33 @@
             <w:tcBorders>
               <w:top w:val="nil"/>
               <w:left w:val="nil"/>
-              <w:right w:val="nil"/>
-            </w:tcBorders>
-            <w:noWrap/>
-            <w:vAlign w:val="bottom"/>
-            <w:hideMark/>
-          </w:tcPr>
-          <w:p>
-            <w:pPr>
-              <w:spacing w:after="0" w:line="240" w:lineRule="auto"/>
-              <w:jc w:val="center"/>
-              <w:rPr>
-                <w:rFonts w:ascii="Aptos Narrow" w:eastAsia="Times New Roman" w:hAnsi="Aptos Narrow" w:cs="Times New Roman"/>
-                <w:color w:val="000000"/>
-                <w:kern w:val="0"/>
-                <w:sz w:val="22"/>
-                <w:szCs w:val="22"/>
-                <w14:ligatures w14:val="none"/>
-              </w:rPr>
-            </w:pPr>
-            <w:r>
-              <w:rPr>
-                <w:rFonts w:ascii="Aptos Narrow" w:eastAsia="Times New Roman" w:hAnsi="Aptos Narrow" w:cs="Times New Roman"/>
-                <w:color w:val="000000"/>
-                <w:kern w:val="0"/>
-                <w:sz w:val="22"/>
-                <w:szCs w:val="22"/>
-                <w14:ligatures w14:val="none"/>
-              </w:rPr>
-              <w:t>1649</w:t>
+              <w:bottom w:val="nil"/>
+              <w:right w:val="nil"/>
+            </w:tcBorders>
+            <w:noWrap/>
+            <w:vAlign w:val="center"/>
+          </w:tcPr>
+          <w:p>
+            <w:pPr>
+              <w:spacing w:after="0" w:line="240" w:lineRule="auto"/>
+              <w:jc w:val="center"/>
+              <w:rPr>
+                <w:rFonts w:ascii="Aptos Narrow" w:eastAsia="Times New Roman" w:hAnsi="Aptos Narrow" w:cs="Times New Roman"/>
+                <w:color w:val="000000"/>
+                <w:kern w:val="0"/>
+                <w:sz w:val="22"/>
+                <w:szCs w:val="22"/>
+                <w14:ligatures w14:val="none"/>
+              </w:rPr>
+            </w:pPr>
+            <w:r>
+              <w:rPr>
+                <w:rFonts w:ascii="Aptos Narrow" w:hAnsi="Aptos Narrow"/>
+                <w:color w:val="000000"/>
+                <w:sz w:val="22"/>
+                <w:szCs w:val="22"/>
+              </w:rPr>
+              <w:t>1392</w:t>
             </w:r>
           </w:p>
         </w:tc>
@@ -3688,35 +3670,33 @@
             <w:tcBorders>
               <w:top w:val="nil"/>
               <w:left w:val="nil"/>
-              <w:right w:val="nil"/>
-            </w:tcBorders>
-            <w:noWrap/>
-            <w:vAlign w:val="bottom"/>
-            <w:hideMark/>
-          </w:tcPr>
-          <w:p>
-            <w:pPr>
-              <w:spacing w:after="0" w:line="240" w:lineRule="auto"/>
-              <w:jc w:val="center"/>
-              <w:rPr>
-                <w:rFonts w:ascii="Aptos Narrow" w:eastAsia="Times New Roman" w:hAnsi="Aptos Narrow" w:cs="Times New Roman"/>
-                <w:color w:val="000000"/>
-                <w:kern w:val="0"/>
-                <w:sz w:val="22"/>
-                <w:szCs w:val="22"/>
-                <w14:ligatures w14:val="none"/>
-              </w:rPr>
-            </w:pPr>
-            <w:r>
-              <w:rPr>
-                <w:rFonts w:ascii="Aptos Narrow" w:eastAsia="Times New Roman" w:hAnsi="Aptos Narrow" w:cs="Times New Roman"/>
-                <w:color w:val="000000"/>
-                <w:kern w:val="0"/>
-                <w:sz w:val="22"/>
-                <w:szCs w:val="22"/>
-                <w14:ligatures w14:val="none"/>
-              </w:rPr>
-              <w:t>1670</w:t>
+              <w:bottom w:val="nil"/>
+              <w:right w:val="nil"/>
+            </w:tcBorders>
+            <w:noWrap/>
+            <w:vAlign w:val="center"/>
+          </w:tcPr>
+          <w:p>
+            <w:pPr>
+              <w:spacing w:after="0" w:line="240" w:lineRule="auto"/>
+              <w:jc w:val="center"/>
+              <w:rPr>
+                <w:rFonts w:ascii="Aptos Narrow" w:eastAsia="Times New Roman" w:hAnsi="Aptos Narrow" w:cs="Times New Roman"/>
+                <w:color w:val="000000"/>
+                <w:kern w:val="0"/>
+                <w:sz w:val="22"/>
+                <w:szCs w:val="22"/>
+                <w14:ligatures w14:val="none"/>
+              </w:rPr>
+            </w:pPr>
+            <w:r>
+              <w:rPr>
+                <w:rFonts w:ascii="Aptos Narrow" w:hAnsi="Aptos Narrow"/>
+                <w:color w:val="000000"/>
+                <w:sz w:val="22"/>
+                <w:szCs w:val="22"/>
+              </w:rPr>
+              <w:t>1580</w:t>
             </w:r>
           </w:p>
         </w:tc>
@@ -3726,35 +3706,33 @@
             <w:tcBorders>
               <w:top w:val="nil"/>
               <w:left w:val="nil"/>
-              <w:right w:val="nil"/>
-            </w:tcBorders>
-            <w:noWrap/>
-            <w:vAlign w:val="bottom"/>
-            <w:hideMark/>
-          </w:tcPr>
-          <w:p>
-            <w:pPr>
-              <w:spacing w:after="0" w:line="240" w:lineRule="auto"/>
-              <w:jc w:val="center"/>
-              <w:rPr>
-                <w:rFonts w:ascii="Aptos Narrow" w:eastAsia="Times New Roman" w:hAnsi="Aptos Narrow" w:cs="Times New Roman"/>
-                <w:color w:val="000000"/>
-                <w:kern w:val="0"/>
-                <w:sz w:val="22"/>
-                <w:szCs w:val="22"/>
-                <w14:ligatures w14:val="none"/>
-              </w:rPr>
-            </w:pPr>
-            <w:r>
-              <w:rPr>
-                <w:rFonts w:ascii="Aptos Narrow" w:eastAsia="Times New Roman" w:hAnsi="Aptos Narrow" w:cs="Times New Roman"/>
-                <w:color w:val="000000"/>
-                <w:kern w:val="0"/>
-                <w:sz w:val="22"/>
-                <w:szCs w:val="22"/>
-                <w14:ligatures w14:val="none"/>
-              </w:rPr>
-              <w:t>332</w:t>
+              <w:bottom w:val="nil"/>
+              <w:right w:val="nil"/>
+            </w:tcBorders>
+            <w:noWrap/>
+            <w:vAlign w:val="center"/>
+          </w:tcPr>
+          <w:p>
+            <w:pPr>
+              <w:spacing w:after="0" w:line="240" w:lineRule="auto"/>
+              <w:jc w:val="center"/>
+              <w:rPr>
+                <w:rFonts w:ascii="Aptos Narrow" w:eastAsia="Times New Roman" w:hAnsi="Aptos Narrow" w:cs="Times New Roman"/>
+                <w:color w:val="000000"/>
+                <w:kern w:val="0"/>
+                <w:sz w:val="22"/>
+                <w:szCs w:val="22"/>
+                <w14:ligatures w14:val="none"/>
+              </w:rPr>
+            </w:pPr>
+            <w:r>
+              <w:rPr>
+                <w:rFonts w:ascii="Aptos Narrow" w:hAnsi="Aptos Narrow"/>
+                <w:color w:val="000000"/>
+                <w:sz w:val="22"/>
+                <w:szCs w:val="22"/>
+              </w:rPr>
+              <w:t>369</w:t>
             </w:r>
           </w:p>
         </w:tc>
@@ -3764,35 +3742,33 @@
             <w:tcBorders>
               <w:top w:val="nil"/>
               <w:left w:val="nil"/>
-              <w:right w:val="nil"/>
-            </w:tcBorders>
-            <w:noWrap/>
-            <w:vAlign w:val="bottom"/>
-            <w:hideMark/>
-          </w:tcPr>
-          <w:p>
-            <w:pPr>
-              <w:spacing w:after="0" w:line="240" w:lineRule="auto"/>
-              <w:jc w:val="center"/>
-              <w:rPr>
-                <w:rFonts w:ascii="Aptos Narrow" w:eastAsia="Times New Roman" w:hAnsi="Aptos Narrow" w:cs="Times New Roman"/>
-                <w:color w:val="000000"/>
-                <w:kern w:val="0"/>
-                <w:sz w:val="22"/>
-                <w:szCs w:val="22"/>
-                <w14:ligatures w14:val="none"/>
-              </w:rPr>
-            </w:pPr>
-            <w:r>
-              <w:rPr>
-                <w:rFonts w:ascii="Aptos Narrow" w:eastAsia="Times New Roman" w:hAnsi="Aptos Narrow" w:cs="Times New Roman"/>
-                <w:color w:val="000000"/>
-                <w:kern w:val="0"/>
-                <w:sz w:val="22"/>
-                <w:szCs w:val="22"/>
-                <w14:ligatures w14:val="none"/>
-              </w:rPr>
-              <w:t>78</w:t>
+              <w:bottom w:val="nil"/>
+              <w:right w:val="nil"/>
+            </w:tcBorders>
+            <w:noWrap/>
+            <w:vAlign w:val="center"/>
+          </w:tcPr>
+          <w:p>
+            <w:pPr>
+              <w:spacing w:after="0" w:line="240" w:lineRule="auto"/>
+              <w:jc w:val="center"/>
+              <w:rPr>
+                <w:rFonts w:ascii="Aptos Narrow" w:eastAsia="Times New Roman" w:hAnsi="Aptos Narrow" w:cs="Times New Roman"/>
+                <w:color w:val="000000"/>
+                <w:kern w:val="0"/>
+                <w:sz w:val="22"/>
+                <w:szCs w:val="22"/>
+                <w14:ligatures w14:val="none"/>
+              </w:rPr>
+            </w:pPr>
+            <w:r>
+              <w:rPr>
+                <w:rFonts w:ascii="Aptos Narrow" w:hAnsi="Aptos Narrow"/>
+                <w:color w:val="000000"/>
+                <w:sz w:val="22"/>
+                <w:szCs w:val="22"/>
+              </w:rPr>
+              <w:t>264</w:t>
             </w:r>
           </w:p>
         </w:tc>
@@ -3802,11 +3778,11 @@
             <w:tcBorders>
               <w:top w:val="nil"/>
               <w:left w:val="nil"/>
-              <w:right w:val="nil"/>
-            </w:tcBorders>
-            <w:noWrap/>
-            <w:vAlign w:val="bottom"/>
-            <w:hideMark/>
+              <w:bottom w:val="nil"/>
+              <w:right w:val="nil"/>
+            </w:tcBorders>
+            <w:noWrap/>
+            <w:vAlign w:val="center"/>
           </w:tcPr>
           <w:p>
             <w:pPr>
@@ -3829,46 +3805,35 @@
             <w:tcBorders>
               <w:top w:val="nil"/>
               <w:left w:val="nil"/>
-              <w:right w:val="nil"/>
-            </w:tcBorders>
-            <w:noWrap/>
-            <w:vAlign w:val="bottom"/>
-            <w:hideMark/>
-          </w:tcPr>
-          <w:p>
-            <w:pPr>
-              <w:spacing w:after="0" w:line="240" w:lineRule="auto"/>
-              <w:jc w:val="center"/>
-              <w:rPr>
-                <w:rFonts w:ascii="Aptos Narrow" w:eastAsia="Times New Roman" w:hAnsi="Aptos Narrow" w:cs="Times New Roman"/>
-                <w:color w:val="000000"/>
-                <w:kern w:val="0"/>
-                <w:sz w:val="22"/>
-                <w:szCs w:val="22"/>
-                <w14:ligatures w14:val="none"/>
-              </w:rPr>
-            </w:pPr>
-            <w:r>
-              <w:rPr>
-                <w:rFonts w:ascii="Aptos Narrow" w:eastAsia="Times New Roman" w:hAnsi="Aptos Narrow" w:cs="Times New Roman"/>
-                <w:color w:val="000000"/>
-                <w:kern w:val="0"/>
-                <w:sz w:val="22"/>
-                <w:szCs w:val="22"/>
-                <w14:ligatures w14:val="none"/>
-              </w:rPr>
-              <w:t>16071.5</w:t>
-            </w:r>
-            <w:r>
-              <w:rPr>
-                <w:rFonts w:ascii="Aptos Narrow" w:eastAsia="Times New Roman" w:hAnsi="Aptos Narrow" w:cs="Times New Roman"/>
-                <w:color w:val="000000"/>
-                <w:kern w:val="0"/>
-                <w:sz w:val="22"/>
-                <w:szCs w:val="22"/>
-                <w14:ligatures w14:val="none"/>
-              </w:rPr>
-              <w:t>0</w:t>
+              <w:bottom w:val="nil"/>
+              <w:right w:val="nil"/>
+            </w:tcBorders>
+            <w:noWrap/>
+            <w:vAlign w:val="center"/>
+          </w:tcPr>
+          <w:p>
+            <w:pPr>
+              <w:spacing w:after="0" w:line="240" w:lineRule="auto"/>
+              <w:jc w:val="center"/>
+              <w:rPr>
+                <w:rFonts w:ascii="Aptos Narrow" w:eastAsia="Times New Roman" w:hAnsi="Aptos Narrow" w:cs="Times New Roman"/>
+                <w:color w:val="000000"/>
+                <w:kern w:val="0"/>
+                <w:sz w:val="22"/>
+                <w:szCs w:val="22"/>
+                <w14:ligatures w14:val="none"/>
+              </w:rPr>
+            </w:pPr>
+            <w:r>
+              <w:rPr>
+                <w:rFonts w:ascii="Aptos Narrow" w:eastAsia="Times New Roman" w:hAnsi="Aptos Narrow" w:cs="Times New Roman"/>
+                <w:color w:val="000000"/>
+                <w:kern w:val="0"/>
+                <w:sz w:val="22"/>
+                <w:szCs w:val="22"/>
+                <w14:ligatures w14:val="none"/>
+              </w:rPr>
+              <w:t>6821.88</w:t>
             </w:r>
           </w:p>
         </w:tc>
@@ -3883,6 +3848,616 @@
             <w:tcBorders>
               <w:top w:val="nil"/>
               <w:left w:val="nil"/>
+              <w:bottom w:val="nil"/>
+              <w:right w:val="nil"/>
+            </w:tcBorders>
+            <w:noWrap/>
+            <w:vAlign w:val="bottom"/>
+          </w:tcPr>
+          <w:p>
+            <w:pPr>
+              <w:spacing w:after="0" w:line="240" w:lineRule="auto"/>
+              <w:rPr>
+                <w:rFonts w:ascii="Aptos Narrow" w:eastAsia="Times New Roman" w:hAnsi="Aptos Narrow" w:cs="Times New Roman"/>
+                <w:color w:val="000000"/>
+                <w:kern w:val="0"/>
+                <w:sz w:val="22"/>
+                <w:szCs w:val="22"/>
+                <w14:ligatures w14:val="none"/>
+              </w:rPr>
+            </w:pPr>
+            <w:proofErr w:type="spellStart"/>
+            <w:r>
+              <w:rPr>
+                <w:rFonts w:ascii="Aptos Narrow" w:eastAsia="Times New Roman" w:hAnsi="Aptos Narrow" w:cs="Times New Roman"/>
+                <w:color w:val="000000"/>
+                <w:kern w:val="0"/>
+                <w:sz w:val="22"/>
+                <w:szCs w:val="22"/>
+                <w14:ligatures w14:val="none"/>
+              </w:rPr>
+              <w:t>ibm</w:t>
+            </w:r>
+            <w:proofErr w:type="spellEnd"/>
+            <w:r>
+              <w:rPr>
+                <w:rFonts w:ascii="Aptos Narrow" w:eastAsia="Times New Roman" w:hAnsi="Aptos Narrow" w:cs="Times New Roman"/>
+                <w:color w:val="000000"/>
+                <w:kern w:val="0"/>
+                <w:sz w:val="22"/>
+                <w:szCs w:val="22"/>
+                <w14:ligatures w14:val="none"/>
+              </w:rPr>
+              <w:t>-granite/granite-4.2-8b</w:t>
+            </w:r>
+          </w:p>
+        </w:tc>
+        <w:tc>
+          <w:tcPr>
+            <w:tcW w:w="1260" w:type="dxa"/>
+            <w:tcBorders>
+              <w:top w:val="nil"/>
+              <w:left w:val="nil"/>
+              <w:bottom w:val="nil"/>
+              <w:right w:val="nil"/>
+            </w:tcBorders>
+            <w:noWrap/>
+            <w:vAlign w:val="center"/>
+          </w:tcPr>
+          <w:p>
+            <w:pPr>
+              <w:spacing w:after="0" w:line="240" w:lineRule="auto"/>
+              <w:jc w:val="center"/>
+              <w:rPr>
+                <w:rFonts w:ascii="Aptos Narrow" w:eastAsia="Times New Roman" w:hAnsi="Aptos Narrow" w:cs="Times New Roman"/>
+                <w:color w:val="000000"/>
+                <w:kern w:val="0"/>
+                <w:sz w:val="22"/>
+                <w:szCs w:val="22"/>
+                <w14:ligatures w14:val="none"/>
+              </w:rPr>
+            </w:pPr>
+            <w:r>
+              <w:rPr>
+                <w:rFonts w:ascii="Aptos Narrow" w:eastAsia="Times New Roman" w:hAnsi="Aptos Narrow" w:cs="Times New Roman"/>
+                <w:color w:val="000000"/>
+                <w:kern w:val="0"/>
+                <w:sz w:val="22"/>
+                <w:szCs w:val="22"/>
+                <w14:ligatures w14:val="none"/>
+              </w:rPr>
+              <w:t>3729</w:t>
+            </w:r>
+          </w:p>
+        </w:tc>
+        <w:tc>
+          <w:tcPr>
+            <w:tcW w:w="790" w:type="dxa"/>
+            <w:tcBorders>
+              <w:top w:val="nil"/>
+              <w:left w:val="nil"/>
+              <w:bottom w:val="nil"/>
+              <w:right w:val="nil"/>
+            </w:tcBorders>
+            <w:noWrap/>
+            <w:vAlign w:val="center"/>
+          </w:tcPr>
+          <w:p>
+            <w:pPr>
+              <w:spacing w:after="0" w:line="240" w:lineRule="auto"/>
+              <w:jc w:val="center"/>
+              <w:rPr>
+                <w:rFonts w:ascii="Aptos Narrow" w:eastAsia="Times New Roman" w:hAnsi="Aptos Narrow" w:cs="Times New Roman"/>
+                <w:color w:val="000000"/>
+                <w:kern w:val="0"/>
+                <w:sz w:val="22"/>
+                <w:szCs w:val="22"/>
+                <w14:ligatures w14:val="none"/>
+              </w:rPr>
+            </w:pPr>
+            <w:r>
+              <w:rPr>
+                <w:rFonts w:ascii="Aptos Narrow" w:hAnsi="Aptos Narrow"/>
+                <w:color w:val="000000"/>
+                <w:sz w:val="22"/>
+                <w:szCs w:val="22"/>
+              </w:rPr>
+              <w:t>1621</w:t>
+            </w:r>
+          </w:p>
+        </w:tc>
+        <w:tc>
+          <w:tcPr>
+            <w:tcW w:w="740" w:type="dxa"/>
+            <w:tcBorders>
+              <w:top w:val="nil"/>
+              <w:left w:val="nil"/>
+              <w:bottom w:val="nil"/>
+              <w:right w:val="nil"/>
+            </w:tcBorders>
+            <w:noWrap/>
+            <w:vAlign w:val="center"/>
+          </w:tcPr>
+          <w:p>
+            <w:pPr>
+              <w:spacing w:after="0" w:line="240" w:lineRule="auto"/>
+              <w:jc w:val="center"/>
+              <w:rPr>
+                <w:rFonts w:ascii="Aptos Narrow" w:eastAsia="Times New Roman" w:hAnsi="Aptos Narrow" w:cs="Times New Roman"/>
+                <w:color w:val="000000"/>
+                <w:kern w:val="0"/>
+                <w:sz w:val="22"/>
+                <w:szCs w:val="22"/>
+                <w14:ligatures w14:val="none"/>
+              </w:rPr>
+            </w:pPr>
+            <w:r>
+              <w:rPr>
+                <w:rFonts w:ascii="Aptos Narrow" w:hAnsi="Aptos Narrow"/>
+                <w:color w:val="000000"/>
+                <w:sz w:val="22"/>
+                <w:szCs w:val="22"/>
+              </w:rPr>
+              <w:t>1755</w:t>
+            </w:r>
+          </w:p>
+        </w:tc>
+        <w:tc>
+          <w:tcPr>
+            <w:tcW w:w="790" w:type="dxa"/>
+            <w:tcBorders>
+              <w:top w:val="nil"/>
+              <w:left w:val="nil"/>
+              <w:bottom w:val="nil"/>
+              <w:right w:val="nil"/>
+            </w:tcBorders>
+            <w:noWrap/>
+            <w:vAlign w:val="center"/>
+          </w:tcPr>
+          <w:p>
+            <w:pPr>
+              <w:spacing w:after="0" w:line="240" w:lineRule="auto"/>
+              <w:jc w:val="center"/>
+              <w:rPr>
+                <w:rFonts w:ascii="Aptos Narrow" w:eastAsia="Times New Roman" w:hAnsi="Aptos Narrow" w:cs="Times New Roman"/>
+                <w:color w:val="000000"/>
+                <w:kern w:val="0"/>
+                <w:sz w:val="22"/>
+                <w:szCs w:val="22"/>
+                <w14:ligatures w14:val="none"/>
+              </w:rPr>
+            </w:pPr>
+            <w:r>
+              <w:rPr>
+                <w:rFonts w:ascii="Aptos Narrow" w:hAnsi="Aptos Narrow"/>
+                <w:color w:val="000000"/>
+                <w:sz w:val="22"/>
+                <w:szCs w:val="22"/>
+              </w:rPr>
+              <w:t>247</w:t>
+            </w:r>
+          </w:p>
+        </w:tc>
+        <w:tc>
+          <w:tcPr>
+            <w:tcW w:w="810" w:type="dxa"/>
+            <w:tcBorders>
+              <w:top w:val="nil"/>
+              <w:left w:val="nil"/>
+              <w:bottom w:val="nil"/>
+              <w:right w:val="nil"/>
+            </w:tcBorders>
+            <w:noWrap/>
+            <w:vAlign w:val="center"/>
+          </w:tcPr>
+          <w:p>
+            <w:pPr>
+              <w:spacing w:after="0" w:line="240" w:lineRule="auto"/>
+              <w:jc w:val="center"/>
+              <w:rPr>
+                <w:rFonts w:ascii="Aptos Narrow" w:eastAsia="Times New Roman" w:hAnsi="Aptos Narrow" w:cs="Times New Roman"/>
+                <w:color w:val="000000"/>
+                <w:kern w:val="0"/>
+                <w:sz w:val="22"/>
+                <w:szCs w:val="22"/>
+                <w14:ligatures w14:val="none"/>
+              </w:rPr>
+            </w:pPr>
+            <w:r>
+              <w:rPr>
+                <w:rFonts w:ascii="Aptos Narrow" w:hAnsi="Aptos Narrow"/>
+                <w:color w:val="000000"/>
+                <w:sz w:val="22"/>
+                <w:szCs w:val="22"/>
+              </w:rPr>
+              <w:t>106</w:t>
+            </w:r>
+          </w:p>
+        </w:tc>
+        <w:tc>
+          <w:tcPr>
+            <w:tcW w:w="920" w:type="dxa"/>
+            <w:tcBorders>
+              <w:top w:val="nil"/>
+              <w:left w:val="nil"/>
+              <w:bottom w:val="nil"/>
+              <w:right w:val="nil"/>
+            </w:tcBorders>
+            <w:noWrap/>
+            <w:vAlign w:val="center"/>
+          </w:tcPr>
+          <w:p>
+            <w:pPr>
+              <w:spacing w:after="0" w:line="240" w:lineRule="auto"/>
+              <w:jc w:val="center"/>
+              <w:rPr>
+                <w:rFonts w:ascii="Aptos Narrow" w:eastAsia="Times New Roman" w:hAnsi="Aptos Narrow" w:cs="Times New Roman"/>
+                <w:color w:val="000000"/>
+                <w:kern w:val="0"/>
+                <w:sz w:val="22"/>
+                <w:szCs w:val="22"/>
+                <w14:ligatures w14:val="none"/>
+              </w:rPr>
+            </w:pPr>
+          </w:p>
+        </w:tc>
+        <w:tc>
+          <w:tcPr>
+            <w:tcW w:w="1060" w:type="dxa"/>
+            <w:tcBorders>
+              <w:top w:val="nil"/>
+              <w:left w:val="nil"/>
+              <w:bottom w:val="nil"/>
+              <w:right w:val="nil"/>
+            </w:tcBorders>
+            <w:noWrap/>
+            <w:vAlign w:val="center"/>
+          </w:tcPr>
+          <w:p>
+            <w:pPr>
+              <w:spacing w:after="0" w:line="240" w:lineRule="auto"/>
+              <w:jc w:val="center"/>
+              <w:rPr>
+                <w:rFonts w:ascii="Aptos Narrow" w:eastAsia="Times New Roman" w:hAnsi="Aptos Narrow" w:cs="Times New Roman"/>
+                <w:color w:val="000000"/>
+                <w:kern w:val="0"/>
+                <w:sz w:val="22"/>
+                <w:szCs w:val="22"/>
+                <w14:ligatures w14:val="none"/>
+              </w:rPr>
+            </w:pPr>
+            <w:r>
+              <w:rPr>
+                <w:rFonts w:ascii="Aptos Narrow" w:eastAsia="Times New Roman" w:hAnsi="Aptos Narrow" w:cs="Times New Roman"/>
+                <w:color w:val="000000"/>
+                <w:kern w:val="0"/>
+                <w:sz w:val="22"/>
+                <w:szCs w:val="22"/>
+                <w14:ligatures w14:val="none"/>
+              </w:rPr>
+              <w:t>6642.88</w:t>
+            </w:r>
+          </w:p>
+        </w:tc>
+      </w:tr>
+      <w:tr>
+        <w:trPr>
+          <w:trHeight w:val="320"/>
+        </w:trPr>
+        <w:tc>
+          <w:tcPr>
+            <w:tcW w:w="3240" w:type="dxa"/>
+            <w:tcBorders>
+              <w:top w:val="nil"/>
+              <w:left w:val="nil"/>
+              <w:right w:val="nil"/>
+            </w:tcBorders>
+            <w:noWrap/>
+            <w:vAlign w:val="bottom"/>
+            <w:hideMark/>
+          </w:tcPr>
+          <w:p>
+            <w:pPr>
+              <w:spacing w:after="0" w:line="240" w:lineRule="auto"/>
+              <w:rPr>
+                <w:rFonts w:ascii="Aptos Narrow" w:eastAsia="Times New Roman" w:hAnsi="Aptos Narrow" w:cs="Times New Roman"/>
+                <w:color w:val="000000"/>
+                <w:kern w:val="0"/>
+                <w:sz w:val="22"/>
+                <w:szCs w:val="22"/>
+                <w14:ligatures w14:val="none"/>
+              </w:rPr>
+            </w:pPr>
+            <w:r>
+              <w:rPr>
+                <w:rFonts w:ascii="Aptos Narrow" w:eastAsia="Times New Roman" w:hAnsi="Aptos Narrow" w:cs="Times New Roman"/>
+                <w:color w:val="000000"/>
+                <w:kern w:val="0"/>
+                <w:sz w:val="22"/>
+                <w:szCs w:val="22"/>
+                <w14:ligatures w14:val="none"/>
+              </w:rPr>
+              <w:t>google/gemma-4-12B-it</w:t>
+            </w:r>
+          </w:p>
+        </w:tc>
+        <w:tc>
+          <w:tcPr>
+            <w:tcW w:w="1260" w:type="dxa"/>
+            <w:tcBorders>
+              <w:top w:val="nil"/>
+              <w:left w:val="nil"/>
+              <w:right w:val="nil"/>
+            </w:tcBorders>
+            <w:noWrap/>
+            <w:vAlign w:val="center"/>
+            <w:hideMark/>
+          </w:tcPr>
+          <w:p>
+            <w:pPr>
+              <w:spacing w:after="0" w:line="240" w:lineRule="auto"/>
+              <w:jc w:val="center"/>
+              <w:rPr>
+                <w:rFonts w:ascii="Aptos Narrow" w:eastAsia="Times New Roman" w:hAnsi="Aptos Narrow" w:cs="Times New Roman"/>
+                <w:color w:val="000000"/>
+                <w:kern w:val="0"/>
+                <w:sz w:val="22"/>
+                <w:szCs w:val="22"/>
+                <w14:ligatures w14:val="none"/>
+              </w:rPr>
+            </w:pPr>
+            <w:r>
+              <w:rPr>
+                <w:rFonts w:ascii="Aptos Narrow" w:eastAsia="Times New Roman" w:hAnsi="Aptos Narrow" w:cs="Times New Roman"/>
+                <w:color w:val="000000"/>
+                <w:kern w:val="0"/>
+                <w:sz w:val="22"/>
+                <w:szCs w:val="22"/>
+                <w14:ligatures w14:val="none"/>
+              </w:rPr>
+              <w:t>3729</w:t>
+            </w:r>
+          </w:p>
+        </w:tc>
+        <w:tc>
+          <w:tcPr>
+            <w:tcW w:w="790" w:type="dxa"/>
+            <w:tcBorders>
+              <w:top w:val="nil"/>
+              <w:left w:val="nil"/>
+              <w:right w:val="nil"/>
+            </w:tcBorders>
+            <w:noWrap/>
+            <w:vAlign w:val="center"/>
+            <w:hideMark/>
+          </w:tcPr>
+          <w:p>
+            <w:pPr>
+              <w:spacing w:after="0" w:line="240" w:lineRule="auto"/>
+              <w:jc w:val="center"/>
+              <w:rPr>
+                <w:rFonts w:ascii="Aptos Narrow" w:eastAsia="Times New Roman" w:hAnsi="Aptos Narrow" w:cs="Times New Roman"/>
+                <w:color w:val="000000"/>
+                <w:kern w:val="0"/>
+                <w:sz w:val="22"/>
+                <w:szCs w:val="22"/>
+                <w14:ligatures w14:val="none"/>
+              </w:rPr>
+            </w:pPr>
+            <w:r>
+              <w:rPr>
+                <w:rFonts w:ascii="Aptos Narrow" w:eastAsia="Times New Roman" w:hAnsi="Aptos Narrow" w:cs="Times New Roman"/>
+                <w:color w:val="000000"/>
+                <w:kern w:val="0"/>
+                <w:sz w:val="22"/>
+                <w:szCs w:val="22"/>
+                <w14:ligatures w14:val="none"/>
+              </w:rPr>
+              <w:t>1649</w:t>
+            </w:r>
+          </w:p>
+        </w:tc>
+        <w:tc>
+          <w:tcPr>
+            <w:tcW w:w="740" w:type="dxa"/>
+            <w:tcBorders>
+              <w:top w:val="nil"/>
+              <w:left w:val="nil"/>
+              <w:right w:val="nil"/>
+            </w:tcBorders>
+            <w:noWrap/>
+            <w:vAlign w:val="center"/>
+            <w:hideMark/>
+          </w:tcPr>
+          <w:p>
+            <w:pPr>
+              <w:spacing w:after="0" w:line="240" w:lineRule="auto"/>
+              <w:jc w:val="center"/>
+              <w:rPr>
+                <w:rFonts w:ascii="Aptos Narrow" w:eastAsia="Times New Roman" w:hAnsi="Aptos Narrow" w:cs="Times New Roman"/>
+                <w:color w:val="000000"/>
+                <w:kern w:val="0"/>
+                <w:sz w:val="22"/>
+                <w:szCs w:val="22"/>
+                <w14:ligatures w14:val="none"/>
+              </w:rPr>
+            </w:pPr>
+            <w:r>
+              <w:rPr>
+                <w:rFonts w:ascii="Aptos Narrow" w:eastAsia="Times New Roman" w:hAnsi="Aptos Narrow" w:cs="Times New Roman"/>
+                <w:color w:val="000000"/>
+                <w:kern w:val="0"/>
+                <w:sz w:val="22"/>
+                <w:szCs w:val="22"/>
+                <w14:ligatures w14:val="none"/>
+              </w:rPr>
+              <w:t>1670</w:t>
+            </w:r>
+          </w:p>
+        </w:tc>
+        <w:tc>
+          <w:tcPr>
+            <w:tcW w:w="790" w:type="dxa"/>
+            <w:tcBorders>
+              <w:top w:val="nil"/>
+              <w:left w:val="nil"/>
+              <w:right w:val="nil"/>
+            </w:tcBorders>
+            <w:noWrap/>
+            <w:vAlign w:val="center"/>
+            <w:hideMark/>
+          </w:tcPr>
+          <w:p>
+            <w:pPr>
+              <w:spacing w:after="0" w:line="240" w:lineRule="auto"/>
+              <w:jc w:val="center"/>
+              <w:rPr>
+                <w:rFonts w:ascii="Aptos Narrow" w:eastAsia="Times New Roman" w:hAnsi="Aptos Narrow" w:cs="Times New Roman"/>
+                <w:color w:val="000000"/>
+                <w:kern w:val="0"/>
+                <w:sz w:val="22"/>
+                <w:szCs w:val="22"/>
+                <w14:ligatures w14:val="none"/>
+              </w:rPr>
+            </w:pPr>
+            <w:r>
+              <w:rPr>
+                <w:rFonts w:ascii="Aptos Narrow" w:eastAsia="Times New Roman" w:hAnsi="Aptos Narrow" w:cs="Times New Roman"/>
+                <w:color w:val="000000"/>
+                <w:kern w:val="0"/>
+                <w:sz w:val="22"/>
+                <w:szCs w:val="22"/>
+                <w14:ligatures w14:val="none"/>
+              </w:rPr>
+              <w:t>332</w:t>
+            </w:r>
+          </w:p>
+        </w:tc>
+        <w:tc>
+          <w:tcPr>
+            <w:tcW w:w="810" w:type="dxa"/>
+            <w:tcBorders>
+              <w:top w:val="nil"/>
+              <w:left w:val="nil"/>
+              <w:right w:val="nil"/>
+            </w:tcBorders>
+            <w:noWrap/>
+            <w:vAlign w:val="center"/>
+            <w:hideMark/>
+          </w:tcPr>
+          <w:p>
+            <w:pPr>
+              <w:spacing w:after="0" w:line="240" w:lineRule="auto"/>
+              <w:jc w:val="center"/>
+              <w:rPr>
+                <w:rFonts w:ascii="Aptos Narrow" w:eastAsia="Times New Roman" w:hAnsi="Aptos Narrow" w:cs="Times New Roman"/>
+                <w:color w:val="000000"/>
+                <w:kern w:val="0"/>
+                <w:sz w:val="22"/>
+                <w:szCs w:val="22"/>
+                <w14:ligatures w14:val="none"/>
+              </w:rPr>
+            </w:pPr>
+            <w:r>
+              <w:rPr>
+                <w:rFonts w:ascii="Aptos Narrow" w:eastAsia="Times New Roman" w:hAnsi="Aptos Narrow" w:cs="Times New Roman"/>
+                <w:color w:val="000000"/>
+                <w:kern w:val="0"/>
+                <w:sz w:val="22"/>
+                <w:szCs w:val="22"/>
+                <w14:ligatures w14:val="none"/>
+              </w:rPr>
+              <w:t>78</w:t>
+            </w:r>
+          </w:p>
+        </w:tc>
+        <w:tc>
+          <w:tcPr>
+            <w:tcW w:w="920" w:type="dxa"/>
+            <w:tcBorders>
+              <w:top w:val="nil"/>
+              <w:left w:val="nil"/>
+              <w:right w:val="nil"/>
+            </w:tcBorders>
+            <w:noWrap/>
+            <w:vAlign w:val="center"/>
+            <w:hideMark/>
+          </w:tcPr>
+          <w:p>
+            <w:pPr>
+              <w:spacing w:after="0" w:line="240" w:lineRule="auto"/>
+              <w:jc w:val="center"/>
+              <w:rPr>
+                <w:rFonts w:ascii="Aptos Narrow" w:eastAsia="Times New Roman" w:hAnsi="Aptos Narrow" w:cs="Times New Roman"/>
+                <w:color w:val="000000"/>
+                <w:kern w:val="0"/>
+                <w:sz w:val="22"/>
+                <w:szCs w:val="22"/>
+                <w14:ligatures w14:val="none"/>
+              </w:rPr>
+            </w:pPr>
+          </w:p>
+        </w:tc>
+        <w:tc>
+          <w:tcPr>
+            <w:tcW w:w="1060" w:type="dxa"/>
+            <w:tcBorders>
+              <w:top w:val="nil"/>
+              <w:left w:val="nil"/>
+              <w:right w:val="nil"/>
+            </w:tcBorders>
+            <w:noWrap/>
+            <w:vAlign w:val="center"/>
+            <w:hideMark/>
+          </w:tcPr>
+          <w:p>
+            <w:pPr>
+              <w:spacing w:after="0" w:line="240" w:lineRule="auto"/>
+              <w:jc w:val="center"/>
+              <w:rPr>
+                <w:rFonts w:ascii="Aptos Narrow" w:eastAsia="Times New Roman" w:hAnsi="Aptos Narrow" w:cs="Times New Roman"/>
+                <w:color w:val="000000"/>
+                <w:kern w:val="0"/>
+                <w:sz w:val="22"/>
+                <w:szCs w:val="22"/>
+                <w14:ligatures w14:val="none"/>
+              </w:rPr>
+            </w:pPr>
+            <w:r>
+              <w:rPr>
+                <w:rFonts w:ascii="Aptos Narrow" w:eastAsia="Times New Roman" w:hAnsi="Aptos Narrow" w:cs="Times New Roman"/>
+                <w:color w:val="000000"/>
+                <w:kern w:val="0"/>
+                <w:sz w:val="22"/>
+                <w:szCs w:val="22"/>
+                <w14:ligatures w14:val="none"/>
+              </w:rPr>
+              <w:t>16071.5</w:t>
+            </w:r>
+            <w:r>
+              <w:rPr>
+                <w:rFonts w:ascii="Aptos Narrow" w:eastAsia="Times New Roman" w:hAnsi="Aptos Narrow" w:cs="Times New Roman"/>
+                <w:color w:val="000000"/>
+                <w:kern w:val="0"/>
+                <w:sz w:val="22"/>
+                <w:szCs w:val="22"/>
+                <w14:ligatures w14:val="none"/>
+              </w:rPr>
+              <w:t>0</w:t>
+            </w:r>
+          </w:p>
+        </w:tc>
+      </w:tr>
+      <w:tr>
+        <w:trPr>
+          <w:trHeight w:val="320"/>
+        </w:trPr>
+        <w:tc>
+          <w:tcPr>
+            <w:tcW w:w="3240" w:type="dxa"/>
+            <w:tcBorders>
+              <w:top w:val="nil"/>
+              <w:left w:val="nil"/>
               <w:bottom w:val="single" w:sz="4" w:space="0" w:color="auto"/>
               <w:right w:val="nil"/>
             </w:tcBorders>
@@ -3912,7 +4487,7 @@
                 <w:szCs w:val="22"/>
                 <w14:ligatures w14:val="none"/>
               </w:rPr>
-              <w:t>ibm</w:t>
+              <w:t>microsoft</w:t>
             </w:r>
             <w:proofErr w:type="spellEnd"/>
             <w:r>
@@ -3924,7 +4499,18 @@
                 <w:szCs w:val="22"/>
                 <w14:ligatures w14:val="none"/>
               </w:rPr>
-              <w:t xml:space="preserve">-granite/granite-4.2-8b </w:t>
+              <w:t>/phi-4</w:t>
+            </w:r>
+            <w:r>
+              <w:rPr>
+                <w:rFonts w:ascii="Aptos Narrow" w:eastAsia="Times New Roman" w:hAnsi="Aptos Narrow" w:cs="Times New Roman"/>
+                <w:color w:val="000000"/>
+                <w:kern w:val="0"/>
+                <w:sz w:val="22"/>
+                <w:szCs w:val="22"/>
+                <w14:ligatures w14:val="none"/>
+              </w:rPr>
+              <w:t xml:space="preserve"> 15B</w:t>
             </w:r>
           </w:p>
         </w:tc>
@@ -3938,21 +4524,33 @@
               <w:right w:val="nil"/>
             </w:tcBorders>
             <w:noWrap/>
-            <w:vAlign w:val="bottom"/>
-            <w:hideMark/>
-          </w:tcPr>
-          <w:p>
-            <w:pPr>
-              <w:spacing w:after="0" w:line="240" w:lineRule="auto"/>
-              <w:rPr>
-                <w:rFonts w:ascii="Aptos Narrow" w:eastAsia="Times New Roman" w:hAnsi="Aptos Narrow" w:cs="Times New Roman"/>
-                <w:color w:val="000000"/>
-                <w:kern w:val="0"/>
-                <w:sz w:val="22"/>
-                <w:szCs w:val="22"/>
-                <w14:ligatures w14:val="none"/>
-              </w:rPr>
-            </w:pPr>
+            <w:vAlign w:val="center"/>
+            <w:hideMark/>
+          </w:tcPr>
+          <w:p>
+            <w:pPr>
+              <w:spacing w:after="0" w:line="240" w:lineRule="auto"/>
+              <w:jc w:val="center"/>
+              <w:rPr>
+                <w:rFonts w:ascii="Aptos Narrow" w:eastAsia="Times New Roman" w:hAnsi="Aptos Narrow" w:cs="Times New Roman"/>
+                <w:color w:val="000000"/>
+                <w:kern w:val="0"/>
+                <w:sz w:val="22"/>
+                <w:szCs w:val="22"/>
+                <w14:ligatures w14:val="none"/>
+              </w:rPr>
+            </w:pPr>
+            <w:r>
+              <w:rPr>
+                <w:rFonts w:ascii="Aptos Narrow" w:eastAsia="Times New Roman" w:hAnsi="Aptos Narrow" w:cs="Times New Roman"/>
+                <w:color w:val="000000"/>
+                <w:kern w:val="0"/>
+                <w:sz w:val="22"/>
+                <w:szCs w:val="22"/>
+                <w14:ligatures w14:val="none"/>
+              </w:rPr>
+              <w:t>3729</w:t>
+            </w:r>
           </w:p>
         </w:tc>
         <w:tc>
@@ -3965,7 +4563,7 @@
               <w:right w:val="nil"/>
             </w:tcBorders>
             <w:noWrap/>
-            <w:vAlign w:val="bottom"/>
+            <w:vAlign w:val="center"/>
             <w:hideMark/>
           </w:tcPr>
           <w:p>
@@ -3980,6 +4578,17 @@
                 <w14:ligatures w14:val="none"/>
               </w:rPr>
             </w:pPr>
+            <w:r>
+              <w:rPr>
+                <w:rFonts w:ascii="Aptos Narrow" w:eastAsia="Times New Roman" w:hAnsi="Aptos Narrow" w:cs="Times New Roman"/>
+                <w:color w:val="000000"/>
+                <w:kern w:val="0"/>
+                <w:sz w:val="22"/>
+                <w:szCs w:val="22"/>
+                <w14:ligatures w14:val="none"/>
+              </w:rPr>
+              <w:t>1589</w:t>
+            </w:r>
           </w:p>
         </w:tc>
         <w:tc>
@@ -3992,7 +4601,7 @@
               <w:right w:val="nil"/>
             </w:tcBorders>
             <w:noWrap/>
-            <w:vAlign w:val="bottom"/>
+            <w:vAlign w:val="center"/>
             <w:hideMark/>
           </w:tcPr>
           <w:p>
@@ -4007,6 +4616,17 @@
                 <w14:ligatures w14:val="none"/>
               </w:rPr>
             </w:pPr>
+            <w:r>
+              <w:rPr>
+                <w:rFonts w:ascii="Aptos Narrow" w:eastAsia="Times New Roman" w:hAnsi="Aptos Narrow" w:cs="Times New Roman"/>
+                <w:color w:val="000000"/>
+                <w:kern w:val="0"/>
+                <w:sz w:val="22"/>
+                <w:szCs w:val="22"/>
+                <w14:ligatures w14:val="none"/>
+              </w:rPr>
+              <w:t>1766</w:t>
+            </w:r>
           </w:p>
         </w:tc>
         <w:tc>
@@ -4019,7 +4639,7 @@
               <w:right w:val="nil"/>
             </w:tcBorders>
             <w:noWrap/>
-            <w:vAlign w:val="bottom"/>
+            <w:vAlign w:val="center"/>
             <w:hideMark/>
           </w:tcPr>
           <w:p>
@@ -4034,6 +4654,17 @@
                 <w14:ligatures w14:val="none"/>
               </w:rPr>
             </w:pPr>
+            <w:r>
+              <w:rPr>
+                <w:rFonts w:ascii="Aptos Narrow" w:eastAsia="Times New Roman" w:hAnsi="Aptos Narrow" w:cs="Times New Roman"/>
+                <w:color w:val="000000"/>
+                <w:kern w:val="0"/>
+                <w:sz w:val="22"/>
+                <w:szCs w:val="22"/>
+                <w14:ligatures w14:val="none"/>
+              </w:rPr>
+              <w:t>236</w:t>
+            </w:r>
           </w:p>
         </w:tc>
         <w:tc>
@@ -4046,7 +4677,7 @@
               <w:right w:val="nil"/>
             </w:tcBorders>
             <w:noWrap/>
-            <w:vAlign w:val="bottom"/>
+            <w:vAlign w:val="center"/>
             <w:hideMark/>
           </w:tcPr>
           <w:p>
@@ -4061,6 +4692,17 @@
                 <w14:ligatures w14:val="none"/>
               </w:rPr>
             </w:pPr>
+            <w:r>
+              <w:rPr>
+                <w:rFonts w:ascii="Aptos Narrow" w:eastAsia="Times New Roman" w:hAnsi="Aptos Narrow" w:cs="Times New Roman"/>
+                <w:color w:val="000000"/>
+                <w:kern w:val="0"/>
+                <w:sz w:val="22"/>
+                <w:szCs w:val="22"/>
+                <w14:ligatures w14:val="none"/>
+              </w:rPr>
+              <w:t>138</w:t>
+            </w:r>
           </w:p>
         </w:tc>
         <w:tc>
@@ -4073,7 +4715,7 @@
               <w:right w:val="nil"/>
             </w:tcBorders>
             <w:noWrap/>
-            <w:vAlign w:val="bottom"/>
+            <w:vAlign w:val="center"/>
             <w:hideMark/>
           </w:tcPr>
           <w:p>
@@ -4100,7 +4742,7 @@
               <w:right w:val="nil"/>
             </w:tcBorders>
             <w:noWrap/>
-            <w:vAlign w:val="bottom"/>
+            <w:vAlign w:val="center"/>
             <w:hideMark/>
           </w:tcPr>
           <w:p>
@@ -4115,6 +4757,17 @@
                 <w14:ligatures w14:val="none"/>
               </w:rPr>
             </w:pPr>
+            <w:r>
+              <w:rPr>
+                <w:rFonts w:ascii="Aptos Narrow" w:eastAsia="Times New Roman" w:hAnsi="Aptos Narrow" w:cs="Times New Roman"/>
+                <w:color w:val="000000"/>
+                <w:kern w:val="0"/>
+                <w:sz w:val="22"/>
+                <w:szCs w:val="22"/>
+                <w14:ligatures w14:val="none"/>
+              </w:rPr>
+              <w:t>6723.00</w:t>
+            </w:r>
           </w:p>
         </w:tc>
       </w:tr>
@@ -4474,14 +5127,14 @@
         <w:tc>
           <w:tcPr>
             <w:tcW w:w="3240" w:type="dxa"/>
+            <w:vMerge w:val="restart"/>
             <w:tcBorders>
               <w:top w:val="single" w:sz="4" w:space="0" w:color="auto"/>
               <w:left w:val="nil"/>
-              <w:bottom w:val="nil"/>
-              <w:right w:val="nil"/>
-            </w:tcBorders>
-            <w:noWrap/>
-            <w:vAlign w:val="bottom"/>
+              <w:right w:val="nil"/>
+            </w:tcBorders>
+            <w:noWrap/>
+            <w:vAlign w:val="center"/>
             <w:hideMark/>
           </w:tcPr>
           <w:p>
@@ -4729,13 +5382,12 @@
         <w:tc>
           <w:tcPr>
             <w:tcW w:w="3240" w:type="dxa"/>
-            <w:tcBorders>
-              <w:top w:val="nil"/>
-              <w:left w:val="nil"/>
-              <w:bottom w:val="nil"/>
-              <w:right w:val="nil"/>
-            </w:tcBorders>
-            <w:shd w:val="clear" w:color="auto" w:fill="E8E8E8" w:themeFill="background2"/>
+            <w:vMerge/>
+            <w:tcBorders>
+              <w:left w:val="nil"/>
+              <w:bottom w:val="nil"/>
+              <w:right w:val="nil"/>
+            </w:tcBorders>
             <w:noWrap/>
             <w:vAlign w:val="bottom"/>
           </w:tcPr>
@@ -4751,17 +5403,6 @@
                 <w14:ligatures w14:val="none"/>
               </w:rPr>
             </w:pPr>
-            <w:r>
-              <w:rPr>
-                <w:rFonts w:ascii="Aptos Narrow" w:eastAsia="Times New Roman" w:hAnsi="Aptos Narrow" w:cs="Times New Roman"/>
-                <w:color w:val="000000"/>
-                <w:kern w:val="0"/>
-                <w:sz w:val="22"/>
-                <w:szCs w:val="22"/>
-                <w14:ligatures w14:val="none"/>
-              </w:rPr>
-              <w:t>gpt-5.6-terra</w:t>
-            </w:r>
           </w:p>
         </w:tc>
         <w:tc>
@@ -4773,34 +5414,22 @@
               <w:bottom w:val="nil"/>
               <w:right w:val="nil"/>
             </w:tcBorders>
-            <w:shd w:val="clear" w:color="auto" w:fill="E8E8E8" w:themeFill="background2"/>
-            <w:noWrap/>
-            <w:vAlign w:val="center"/>
-          </w:tcPr>
-          <w:p>
-            <w:pPr>
-              <w:spacing w:after="0" w:line="240" w:lineRule="auto"/>
-              <w:jc w:val="center"/>
-              <w:rPr>
-                <w:rFonts w:ascii="Aptos Narrow" w:eastAsia="Times New Roman" w:hAnsi="Aptos Narrow" w:cs="Times New Roman"/>
-                <w:color w:val="000000"/>
-                <w:kern w:val="0"/>
-                <w:sz w:val="22"/>
-                <w:szCs w:val="22"/>
-                <w14:ligatures w14:val="none"/>
-              </w:rPr>
-            </w:pPr>
-            <w:r>
-              <w:rPr>
-                <w:rFonts w:ascii="Aptos Narrow" w:eastAsia="Times New Roman" w:hAnsi="Aptos Narrow" w:cs="Times New Roman"/>
-                <w:color w:val="000000"/>
-                <w:kern w:val="0"/>
-                <w:sz w:val="22"/>
-                <w:szCs w:val="22"/>
-                <w14:ligatures w14:val="none"/>
-              </w:rPr>
-              <w:t>30</w:t>
-            </w:r>
+            <w:noWrap/>
+            <w:vAlign w:val="center"/>
+          </w:tcPr>
+          <w:p>
+            <w:pPr>
+              <w:spacing w:after="0" w:line="240" w:lineRule="auto"/>
+              <w:jc w:val="center"/>
+              <w:rPr>
+                <w:rFonts w:ascii="Aptos Narrow" w:eastAsia="Times New Roman" w:hAnsi="Aptos Narrow" w:cs="Times New Roman"/>
+                <w:color w:val="000000"/>
+                <w:kern w:val="0"/>
+                <w:sz w:val="22"/>
+                <w:szCs w:val="22"/>
+                <w14:ligatures w14:val="none"/>
+              </w:rPr>
+            </w:pPr>
           </w:p>
         </w:tc>
         <w:tc>
@@ -4812,23 +5441,29 @@
               <w:bottom w:val="nil"/>
               <w:right w:val="nil"/>
             </w:tcBorders>
-            <w:shd w:val="clear" w:color="auto" w:fill="E8E8E8" w:themeFill="background2"/>
-            <w:noWrap/>
-            <w:vAlign w:val="center"/>
-          </w:tcPr>
-          <w:p>
-            <w:pPr>
-              <w:spacing w:after="0" w:line="240" w:lineRule="auto"/>
-              <w:jc w:val="center"/>
-              <w:rPr>
-                <w:rFonts w:ascii="Aptos Narrow" w:eastAsia="Times New Roman" w:hAnsi="Aptos Narrow" w:cs="Times New Roman"/>
-                <w:color w:val="000000"/>
-                <w:kern w:val="0"/>
-                <w:sz w:val="22"/>
-                <w:szCs w:val="22"/>
-                <w14:ligatures w14:val="none"/>
-              </w:rPr>
-            </w:pPr>
+            <w:noWrap/>
+            <w:vAlign w:val="center"/>
+          </w:tcPr>
+          <w:p>
+            <w:pPr>
+              <w:spacing w:after="0" w:line="240" w:lineRule="auto"/>
+              <w:jc w:val="center"/>
+              <w:rPr>
+                <w:rFonts w:ascii="Aptos Narrow" w:eastAsia="Times New Roman" w:hAnsi="Aptos Narrow" w:cs="Times New Roman"/>
+                <w:color w:val="000000"/>
+                <w:kern w:val="0"/>
+                <w:sz w:val="22"/>
+                <w:szCs w:val="22"/>
+                <w14:ligatures w14:val="none"/>
+              </w:rPr>
+            </w:pPr>
+            <w:r>
+              <w:rPr>
+                <w:rFonts w:ascii="Aptos Narrow" w:hAnsi="Aptos Narrow"/>
+                <w:color w:val="000000"/>
+              </w:rPr>
+              <w:t>[]</w:t>
+            </w:r>
           </w:p>
         </w:tc>
         <w:tc>
@@ -4840,23 +5475,29 @@
               <w:bottom w:val="nil"/>
               <w:right w:val="nil"/>
             </w:tcBorders>
-            <w:shd w:val="clear" w:color="auto" w:fill="E8E8E8" w:themeFill="background2"/>
-            <w:noWrap/>
-            <w:vAlign w:val="center"/>
-          </w:tcPr>
-          <w:p>
-            <w:pPr>
-              <w:spacing w:after="0" w:line="240" w:lineRule="auto"/>
-              <w:jc w:val="center"/>
-              <w:rPr>
-                <w:rFonts w:ascii="Aptos Narrow" w:eastAsia="Times New Roman" w:hAnsi="Aptos Narrow" w:cs="Times New Roman"/>
-                <w:color w:val="000000"/>
-                <w:kern w:val="0"/>
-                <w:sz w:val="22"/>
-                <w:szCs w:val="22"/>
-                <w14:ligatures w14:val="none"/>
-              </w:rPr>
-            </w:pPr>
+            <w:noWrap/>
+            <w:vAlign w:val="center"/>
+          </w:tcPr>
+          <w:p>
+            <w:pPr>
+              <w:spacing w:after="0" w:line="240" w:lineRule="auto"/>
+              <w:jc w:val="center"/>
+              <w:rPr>
+                <w:rFonts w:ascii="Aptos Narrow" w:eastAsia="Times New Roman" w:hAnsi="Aptos Narrow" w:cs="Times New Roman"/>
+                <w:color w:val="000000"/>
+                <w:kern w:val="0"/>
+                <w:sz w:val="22"/>
+                <w:szCs w:val="22"/>
+                <w14:ligatures w14:val="none"/>
+              </w:rPr>
+            </w:pPr>
+            <w:r>
+              <w:rPr>
+                <w:rFonts w:ascii="Aptos Narrow" w:hAnsi="Aptos Narrow"/>
+                <w:color w:val="000000"/>
+              </w:rPr>
+              <w:t>[]</w:t>
+            </w:r>
           </w:p>
         </w:tc>
         <w:tc>
@@ -4868,23 +5509,29 @@
               <w:bottom w:val="nil"/>
               <w:right w:val="nil"/>
             </w:tcBorders>
-            <w:shd w:val="clear" w:color="auto" w:fill="E8E8E8" w:themeFill="background2"/>
-            <w:noWrap/>
-            <w:vAlign w:val="center"/>
-          </w:tcPr>
-          <w:p>
-            <w:pPr>
-              <w:spacing w:after="0" w:line="240" w:lineRule="auto"/>
-              <w:jc w:val="center"/>
-              <w:rPr>
-                <w:rFonts w:ascii="Aptos Narrow" w:eastAsia="Times New Roman" w:hAnsi="Aptos Narrow" w:cs="Times New Roman"/>
-                <w:color w:val="000000"/>
-                <w:kern w:val="0"/>
-                <w:sz w:val="22"/>
-                <w:szCs w:val="22"/>
-                <w14:ligatures w14:val="none"/>
-              </w:rPr>
-            </w:pPr>
+            <w:noWrap/>
+            <w:vAlign w:val="center"/>
+          </w:tcPr>
+          <w:p>
+            <w:pPr>
+              <w:spacing w:after="0" w:line="240" w:lineRule="auto"/>
+              <w:jc w:val="center"/>
+              <w:rPr>
+                <w:rFonts w:ascii="Aptos Narrow" w:eastAsia="Times New Roman" w:hAnsi="Aptos Narrow" w:cs="Times New Roman"/>
+                <w:color w:val="000000"/>
+                <w:kern w:val="0"/>
+                <w:sz w:val="22"/>
+                <w:szCs w:val="22"/>
+                <w14:ligatures w14:val="none"/>
+              </w:rPr>
+            </w:pPr>
+            <w:r>
+              <w:rPr>
+                <w:rFonts w:ascii="Aptos Narrow" w:hAnsi="Aptos Narrow"/>
+                <w:color w:val="000000"/>
+              </w:rPr>
+              <w:t>[]</w:t>
+            </w:r>
           </w:p>
         </w:tc>
         <w:tc>
@@ -4896,23 +5543,29 @@
               <w:bottom w:val="nil"/>
               <w:right w:val="nil"/>
             </w:tcBorders>
-            <w:shd w:val="clear" w:color="auto" w:fill="E8E8E8" w:themeFill="background2"/>
-            <w:noWrap/>
-            <w:vAlign w:val="center"/>
-          </w:tcPr>
-          <w:p>
-            <w:pPr>
-              <w:spacing w:after="0" w:line="240" w:lineRule="auto"/>
-              <w:jc w:val="center"/>
-              <w:rPr>
-                <w:rFonts w:ascii="Aptos Narrow" w:eastAsia="Times New Roman" w:hAnsi="Aptos Narrow" w:cs="Times New Roman"/>
-                <w:color w:val="000000"/>
-                <w:kern w:val="0"/>
-                <w:sz w:val="22"/>
-                <w:szCs w:val="22"/>
-                <w14:ligatures w14:val="none"/>
-              </w:rPr>
-            </w:pPr>
+            <w:noWrap/>
+            <w:vAlign w:val="center"/>
+          </w:tcPr>
+          <w:p>
+            <w:pPr>
+              <w:spacing w:after="0" w:line="240" w:lineRule="auto"/>
+              <w:jc w:val="center"/>
+              <w:rPr>
+                <w:rFonts w:ascii="Aptos Narrow" w:eastAsia="Times New Roman" w:hAnsi="Aptos Narrow" w:cs="Times New Roman"/>
+                <w:color w:val="000000"/>
+                <w:kern w:val="0"/>
+                <w:sz w:val="22"/>
+                <w:szCs w:val="22"/>
+                <w14:ligatures w14:val="none"/>
+              </w:rPr>
+            </w:pPr>
+            <w:r>
+              <w:rPr>
+                <w:rFonts w:ascii="Aptos Narrow" w:hAnsi="Aptos Narrow"/>
+                <w:color w:val="000000"/>
+              </w:rPr>
+              <w:t>[]</w:t>
+            </w:r>
           </w:p>
         </w:tc>
         <w:tc>
@@ -4924,22 +5577,28 @@
               <w:bottom w:val="nil"/>
               <w:right w:val="nil"/>
             </w:tcBorders>
-            <w:shd w:val="clear" w:color="auto" w:fill="E8E8E8" w:themeFill="background2"/>
-            <w:vAlign w:val="center"/>
-          </w:tcPr>
-          <w:p>
-            <w:pPr>
-              <w:spacing w:after="0" w:line="240" w:lineRule="auto"/>
-              <w:jc w:val="center"/>
-              <w:rPr>
-                <w:rFonts w:ascii="Aptos Narrow" w:eastAsia="Times New Roman" w:hAnsi="Aptos Narrow" w:cs="Times New Roman"/>
-                <w:color w:val="000000"/>
-                <w:kern w:val="0"/>
-                <w:sz w:val="22"/>
-                <w:szCs w:val="22"/>
-                <w14:ligatures w14:val="none"/>
-              </w:rPr>
-            </w:pPr>
+            <w:vAlign w:val="center"/>
+          </w:tcPr>
+          <w:p>
+            <w:pPr>
+              <w:spacing w:after="0" w:line="240" w:lineRule="auto"/>
+              <w:jc w:val="center"/>
+              <w:rPr>
+                <w:rFonts w:ascii="Aptos Narrow" w:eastAsia="Times New Roman" w:hAnsi="Aptos Narrow" w:cs="Times New Roman"/>
+                <w:color w:val="000000"/>
+                <w:kern w:val="0"/>
+                <w:sz w:val="22"/>
+                <w:szCs w:val="22"/>
+                <w14:ligatures w14:val="none"/>
+              </w:rPr>
+            </w:pPr>
+            <w:r>
+              <w:rPr>
+                <w:rFonts w:ascii="Aptos Narrow" w:hAnsi="Aptos Narrow"/>
+                <w:color w:val="000000"/>
+              </w:rPr>
+              <w:t>[]</w:t>
+            </w:r>
           </w:p>
         </w:tc>
       </w:tr>
@@ -4953,10 +5612,232 @@
             <w:tcBorders>
               <w:top w:val="nil"/>
               <w:left w:val="nil"/>
-              <w:right w:val="nil"/>
-            </w:tcBorders>
+              <w:bottom w:val="nil"/>
+              <w:right w:val="nil"/>
+            </w:tcBorders>
+            <w:shd w:val="clear" w:color="auto" w:fill="E8E8E8" w:themeFill="background2"/>
             <w:noWrap/>
             <w:vAlign w:val="bottom"/>
+          </w:tcPr>
+          <w:p>
+            <w:pPr>
+              <w:spacing w:after="0" w:line="240" w:lineRule="auto"/>
+              <w:rPr>
+                <w:rFonts w:ascii="Aptos Narrow" w:eastAsia="Times New Roman" w:hAnsi="Aptos Narrow" w:cs="Times New Roman"/>
+                <w:color w:val="000000"/>
+                <w:kern w:val="0"/>
+                <w:sz w:val="22"/>
+                <w:szCs w:val="22"/>
+                <w14:ligatures w14:val="none"/>
+              </w:rPr>
+            </w:pPr>
+            <w:r>
+              <w:rPr>
+                <w:rFonts w:ascii="Aptos Narrow" w:eastAsia="Times New Roman" w:hAnsi="Aptos Narrow" w:cs="Times New Roman"/>
+                <w:color w:val="000000"/>
+                <w:kern w:val="0"/>
+                <w:sz w:val="22"/>
+                <w:szCs w:val="22"/>
+                <w14:ligatures w14:val="none"/>
+              </w:rPr>
+              <w:t>gpt-5.6-terra</w:t>
+            </w:r>
+          </w:p>
+        </w:tc>
+        <w:tc>
+          <w:tcPr>
+            <w:tcW w:w="1260" w:type="dxa"/>
+            <w:tcBorders>
+              <w:top w:val="nil"/>
+              <w:left w:val="nil"/>
+              <w:bottom w:val="nil"/>
+              <w:right w:val="nil"/>
+            </w:tcBorders>
+            <w:shd w:val="clear" w:color="auto" w:fill="E8E8E8" w:themeFill="background2"/>
+            <w:noWrap/>
+            <w:vAlign w:val="center"/>
+          </w:tcPr>
+          <w:p>
+            <w:pPr>
+              <w:spacing w:after="0" w:line="240" w:lineRule="auto"/>
+              <w:jc w:val="center"/>
+              <w:rPr>
+                <w:rFonts w:ascii="Aptos Narrow" w:eastAsia="Times New Roman" w:hAnsi="Aptos Narrow" w:cs="Times New Roman"/>
+                <w:color w:val="000000"/>
+                <w:kern w:val="0"/>
+                <w:sz w:val="22"/>
+                <w:szCs w:val="22"/>
+                <w14:ligatures w14:val="none"/>
+              </w:rPr>
+            </w:pPr>
+            <w:r>
+              <w:rPr>
+                <w:rFonts w:ascii="Aptos Narrow" w:eastAsia="Times New Roman" w:hAnsi="Aptos Narrow" w:cs="Times New Roman"/>
+                <w:color w:val="000000"/>
+                <w:kern w:val="0"/>
+                <w:sz w:val="22"/>
+                <w:szCs w:val="22"/>
+                <w14:ligatures w14:val="none"/>
+              </w:rPr>
+              <w:t>30</w:t>
+            </w:r>
+          </w:p>
+        </w:tc>
+        <w:tc>
+          <w:tcPr>
+            <w:tcW w:w="1080" w:type="dxa"/>
+            <w:tcBorders>
+              <w:top w:val="nil"/>
+              <w:left w:val="nil"/>
+              <w:bottom w:val="nil"/>
+              <w:right w:val="nil"/>
+            </w:tcBorders>
+            <w:shd w:val="clear" w:color="auto" w:fill="E8E8E8" w:themeFill="background2"/>
+            <w:noWrap/>
+            <w:vAlign w:val="center"/>
+          </w:tcPr>
+          <w:p>
+            <w:pPr>
+              <w:spacing w:after="0" w:line="240" w:lineRule="auto"/>
+              <w:jc w:val="center"/>
+              <w:rPr>
+                <w:rFonts w:ascii="Aptos Narrow" w:eastAsia="Times New Roman" w:hAnsi="Aptos Narrow" w:cs="Times New Roman"/>
+                <w:color w:val="000000"/>
+                <w:kern w:val="0"/>
+                <w:sz w:val="22"/>
+                <w:szCs w:val="22"/>
+                <w14:ligatures w14:val="none"/>
+              </w:rPr>
+            </w:pPr>
+          </w:p>
+        </w:tc>
+        <w:tc>
+          <w:tcPr>
+            <w:tcW w:w="990" w:type="dxa"/>
+            <w:tcBorders>
+              <w:top w:val="nil"/>
+              <w:left w:val="nil"/>
+              <w:bottom w:val="nil"/>
+              <w:right w:val="nil"/>
+            </w:tcBorders>
+            <w:shd w:val="clear" w:color="auto" w:fill="E8E8E8" w:themeFill="background2"/>
+            <w:noWrap/>
+            <w:vAlign w:val="center"/>
+          </w:tcPr>
+          <w:p>
+            <w:pPr>
+              <w:spacing w:after="0" w:line="240" w:lineRule="auto"/>
+              <w:jc w:val="center"/>
+              <w:rPr>
+                <w:rFonts w:ascii="Aptos Narrow" w:eastAsia="Times New Roman" w:hAnsi="Aptos Narrow" w:cs="Times New Roman"/>
+                <w:color w:val="000000"/>
+                <w:kern w:val="0"/>
+                <w:sz w:val="22"/>
+                <w:szCs w:val="22"/>
+                <w14:ligatures w14:val="none"/>
+              </w:rPr>
+            </w:pPr>
+          </w:p>
+        </w:tc>
+        <w:tc>
+          <w:tcPr>
+            <w:tcW w:w="1080" w:type="dxa"/>
+            <w:tcBorders>
+              <w:top w:val="nil"/>
+              <w:left w:val="nil"/>
+              <w:bottom w:val="nil"/>
+              <w:right w:val="nil"/>
+            </w:tcBorders>
+            <w:shd w:val="clear" w:color="auto" w:fill="E8E8E8" w:themeFill="background2"/>
+            <w:noWrap/>
+            <w:vAlign w:val="center"/>
+          </w:tcPr>
+          <w:p>
+            <w:pPr>
+              <w:spacing w:after="0" w:line="240" w:lineRule="auto"/>
+              <w:jc w:val="center"/>
+              <w:rPr>
+                <w:rFonts w:ascii="Aptos Narrow" w:eastAsia="Times New Roman" w:hAnsi="Aptos Narrow" w:cs="Times New Roman"/>
+                <w:color w:val="000000"/>
+                <w:kern w:val="0"/>
+                <w:sz w:val="22"/>
+                <w:szCs w:val="22"/>
+                <w14:ligatures w14:val="none"/>
+              </w:rPr>
+            </w:pPr>
+          </w:p>
+        </w:tc>
+        <w:tc>
+          <w:tcPr>
+            <w:tcW w:w="900" w:type="dxa"/>
+            <w:tcBorders>
+              <w:top w:val="nil"/>
+              <w:left w:val="nil"/>
+              <w:bottom w:val="nil"/>
+              <w:right w:val="nil"/>
+            </w:tcBorders>
+            <w:shd w:val="clear" w:color="auto" w:fill="E8E8E8" w:themeFill="background2"/>
+            <w:noWrap/>
+            <w:vAlign w:val="center"/>
+          </w:tcPr>
+          <w:p>
+            <w:pPr>
+              <w:spacing w:after="0" w:line="240" w:lineRule="auto"/>
+              <w:jc w:val="center"/>
+              <w:rPr>
+                <w:rFonts w:ascii="Aptos Narrow" w:eastAsia="Times New Roman" w:hAnsi="Aptos Narrow" w:cs="Times New Roman"/>
+                <w:color w:val="000000"/>
+                <w:kern w:val="0"/>
+                <w:sz w:val="22"/>
+                <w:szCs w:val="22"/>
+                <w14:ligatures w14:val="none"/>
+              </w:rPr>
+            </w:pPr>
+          </w:p>
+        </w:tc>
+        <w:tc>
+          <w:tcPr>
+            <w:tcW w:w="900" w:type="dxa"/>
+            <w:tcBorders>
+              <w:top w:val="nil"/>
+              <w:left w:val="nil"/>
+              <w:bottom w:val="nil"/>
+              <w:right w:val="nil"/>
+            </w:tcBorders>
+            <w:shd w:val="clear" w:color="auto" w:fill="E8E8E8" w:themeFill="background2"/>
+            <w:vAlign w:val="center"/>
+          </w:tcPr>
+          <w:p>
+            <w:pPr>
+              <w:spacing w:after="0" w:line="240" w:lineRule="auto"/>
+              <w:jc w:val="center"/>
+              <w:rPr>
+                <w:rFonts w:ascii="Aptos Narrow" w:eastAsia="Times New Roman" w:hAnsi="Aptos Narrow" w:cs="Times New Roman"/>
+                <w:color w:val="000000"/>
+                <w:kern w:val="0"/>
+                <w:sz w:val="22"/>
+                <w:szCs w:val="22"/>
+                <w14:ligatures w14:val="none"/>
+              </w:rPr>
+            </w:pPr>
+          </w:p>
+        </w:tc>
+      </w:tr>
+      <w:tr>
+        <w:trPr>
+          <w:trHeight w:val="320"/>
+        </w:trPr>
+        <w:tc>
+          <w:tcPr>
+            <w:tcW w:w="3240" w:type="dxa"/>
+            <w:vMerge w:val="restart"/>
+            <w:tcBorders>
+              <w:top w:val="nil"/>
+              <w:left w:val="nil"/>
+              <w:right w:val="nil"/>
+            </w:tcBorders>
+            <w:noWrap/>
+            <w:vAlign w:val="center"/>
             <w:hideMark/>
           </w:tcPr>
           <w:p>
@@ -5187,6 +6068,206 @@
                 <w:color w:val="000000"/>
               </w:rPr>
               <w:t>0.6191</w:t>
+            </w:r>
+          </w:p>
+        </w:tc>
+      </w:tr>
+      <w:tr>
+        <w:trPr>
+          <w:trHeight w:val="320"/>
+        </w:trPr>
+        <w:tc>
+          <w:tcPr>
+            <w:tcW w:w="3240" w:type="dxa"/>
+            <w:vMerge/>
+            <w:tcBorders>
+              <w:left w:val="nil"/>
+              <w:right w:val="nil"/>
+            </w:tcBorders>
+            <w:noWrap/>
+            <w:vAlign w:val="bottom"/>
+          </w:tcPr>
+          <w:p>
+            <w:pPr>
+              <w:spacing w:after="0" w:line="240" w:lineRule="auto"/>
+              <w:rPr>
+                <w:rFonts w:ascii="Aptos Narrow" w:eastAsia="Times New Roman" w:hAnsi="Aptos Narrow" w:cs="Times New Roman"/>
+                <w:color w:val="000000"/>
+                <w:kern w:val="0"/>
+                <w:sz w:val="22"/>
+                <w:szCs w:val="22"/>
+                <w14:ligatures w14:val="none"/>
+              </w:rPr>
+            </w:pPr>
+          </w:p>
+        </w:tc>
+        <w:tc>
+          <w:tcPr>
+            <w:tcW w:w="1260" w:type="dxa"/>
+            <w:tcBorders>
+              <w:top w:val="nil"/>
+              <w:left w:val="nil"/>
+              <w:right w:val="nil"/>
+            </w:tcBorders>
+            <w:noWrap/>
+            <w:vAlign w:val="center"/>
+          </w:tcPr>
+          <w:p>
+            <w:pPr>
+              <w:spacing w:after="0" w:line="240" w:lineRule="auto"/>
+              <w:jc w:val="center"/>
+              <w:rPr>
+                <w:rFonts w:ascii="Aptos Narrow" w:eastAsia="Times New Roman" w:hAnsi="Aptos Narrow" w:cs="Times New Roman"/>
+                <w:color w:val="000000"/>
+                <w:kern w:val="0"/>
+                <w:sz w:val="22"/>
+                <w:szCs w:val="22"/>
+                <w14:ligatures w14:val="none"/>
+              </w:rPr>
+            </w:pPr>
+          </w:p>
+        </w:tc>
+        <w:tc>
+          <w:tcPr>
+            <w:tcW w:w="1080" w:type="dxa"/>
+            <w:tcBorders>
+              <w:top w:val="nil"/>
+              <w:left w:val="nil"/>
+              <w:right w:val="nil"/>
+            </w:tcBorders>
+            <w:noWrap/>
+            <w:vAlign w:val="center"/>
+          </w:tcPr>
+          <w:p>
+            <w:pPr>
+              <w:spacing w:after="0" w:line="240" w:lineRule="auto"/>
+              <w:jc w:val="center"/>
+              <w:rPr>
+                <w:rFonts w:ascii="Aptos Narrow" w:hAnsi="Aptos Narrow"/>
+                <w:color w:val="000000"/>
+              </w:rPr>
+            </w:pPr>
+            <w:r>
+              <w:rPr>
+                <w:rFonts w:ascii="Aptos Narrow" w:hAnsi="Aptos Narrow"/>
+                <w:color w:val="000000"/>
+              </w:rPr>
+              <w:t>[]</w:t>
+            </w:r>
+          </w:p>
+        </w:tc>
+        <w:tc>
+          <w:tcPr>
+            <w:tcW w:w="990" w:type="dxa"/>
+            <w:tcBorders>
+              <w:top w:val="nil"/>
+              <w:left w:val="nil"/>
+              <w:right w:val="nil"/>
+            </w:tcBorders>
+            <w:noWrap/>
+            <w:vAlign w:val="center"/>
+          </w:tcPr>
+          <w:p>
+            <w:pPr>
+              <w:spacing w:after="0" w:line="240" w:lineRule="auto"/>
+              <w:jc w:val="center"/>
+              <w:rPr>
+                <w:rFonts w:ascii="Aptos Narrow" w:hAnsi="Aptos Narrow"/>
+                <w:color w:val="000000"/>
+              </w:rPr>
+            </w:pPr>
+            <w:r>
+              <w:rPr>
+                <w:rFonts w:ascii="Aptos Narrow" w:hAnsi="Aptos Narrow"/>
+                <w:color w:val="000000"/>
+              </w:rPr>
+              <w:t>[]</w:t>
+            </w:r>
+          </w:p>
+        </w:tc>
+        <w:tc>
+          <w:tcPr>
+            <w:tcW w:w="1080" w:type="dxa"/>
+            <w:tcBorders>
+              <w:top w:val="nil"/>
+              <w:left w:val="nil"/>
+              <w:right w:val="nil"/>
+            </w:tcBorders>
+            <w:noWrap/>
+            <w:vAlign w:val="center"/>
+          </w:tcPr>
+          <w:p>
+            <w:pPr>
+              <w:spacing w:after="0" w:line="240" w:lineRule="auto"/>
+              <w:jc w:val="center"/>
+              <w:rPr>
+                <w:rFonts w:ascii="Aptos Narrow" w:hAnsi="Aptos Narrow"/>
+                <w:color w:val="000000"/>
+              </w:rPr>
+            </w:pPr>
+            <w:r>
+              <w:rPr>
+                <w:rFonts w:ascii="Aptos Narrow" w:hAnsi="Aptos Narrow"/>
+                <w:color w:val="000000"/>
+              </w:rPr>
+              <w:t>[]</w:t>
+            </w:r>
+          </w:p>
+        </w:tc>
+        <w:tc>
+          <w:tcPr>
+            <w:tcW w:w="900" w:type="dxa"/>
+            <w:tcBorders>
+              <w:top w:val="nil"/>
+              <w:left w:val="nil"/>
+              <w:right w:val="nil"/>
+            </w:tcBorders>
+            <w:noWrap/>
+            <w:vAlign w:val="center"/>
+          </w:tcPr>
+          <w:p>
+            <w:pPr>
+              <w:spacing w:after="0" w:line="240" w:lineRule="auto"/>
+              <w:jc w:val="center"/>
+              <w:rPr>
+                <w:rFonts w:ascii="Aptos Narrow" w:hAnsi="Aptos Narrow"/>
+                <w:color w:val="000000"/>
+              </w:rPr>
+            </w:pPr>
+            <w:r>
+              <w:rPr>
+                <w:rFonts w:ascii="Aptos Narrow" w:hAnsi="Aptos Narrow"/>
+                <w:color w:val="000000"/>
+              </w:rPr>
+              <w:t>[]</w:t>
+            </w:r>
+          </w:p>
+        </w:tc>
+        <w:tc>
+          <w:tcPr>
+            <w:tcW w:w="900" w:type="dxa"/>
+            <w:tcBorders>
+              <w:top w:val="nil"/>
+              <w:left w:val="nil"/>
+              <w:right w:val="nil"/>
+            </w:tcBorders>
+            <w:vAlign w:val="center"/>
+          </w:tcPr>
+          <w:p>
+            <w:pPr>
+              <w:spacing w:after="0" w:line="240" w:lineRule="auto"/>
+              <w:jc w:val="center"/>
+              <w:rPr>
+                <w:rFonts w:ascii="Aptos Narrow" w:hAnsi="Aptos Narrow"/>
+                <w:color w:val="000000"/>
+              </w:rPr>
+            </w:pPr>
+            <w:r>
+              <w:rPr>
+                <w:rFonts w:ascii="Aptos Narrow" w:hAnsi="Aptos Narrow"/>
+                <w:color w:val="000000"/>
+              </w:rPr>
+              <w:t>[]</w:t>
             </w:r>
           </w:p>
         </w:tc>
